--- a/Analyse_komm_Messstellen_Cindy_S.docx
+++ b/Analyse_komm_Messstellen_Cindy_S.docx
@@ -23,7 +23,7 @@
         <w:pStyle w:val="Date"/>
       </w:pPr>
       <w:r>
-        <w:t xml:space="preserve">2026-01-23</w:t>
+        <w:t xml:space="preserve">2026-01-26</w:t>
       </w:r>
     </w:p>
     <w:bookmarkStart w:id="20" w:name="daten"/>
@@ -364,6 +364,3668 @@
       </w:r>
     </w:p>
     <w:bookmarkEnd w:id="20"/>
+    <w:bookmarkStart w:id="21" w:name="einlesen-in-duckdb-datenbank"/>
+    <w:p>
+      <w:pPr>
+        <w:pStyle w:val="Heading2"/>
+      </w:pPr>
+      <w:r>
+        <w:t xml:space="preserve">Einlesen in DuckDB Datenbank</w:t>
+      </w:r>
+    </w:p>
+    <w:p>
+      <w:pPr>
+        <w:pStyle w:val="SourceCode"/>
+      </w:pPr>
+      <w:r>
+        <w:rPr>
+          <w:rStyle w:val="ControlFlowTok"/>
+        </w:rPr>
+        <w:t xml:space="preserve">if</w:t>
+      </w:r>
+      <w:r>
+        <w:rPr>
+          <w:rStyle w:val="NormalTok"/>
+        </w:rPr>
+        <w:t xml:space="preserve"> (</w:t>
+      </w:r>
+      <w:r>
+        <w:rPr>
+          <w:rStyle w:val="FunctionTok"/>
+        </w:rPr>
+        <w:t xml:space="preserve">exists</w:t>
+      </w:r>
+      <w:r>
+        <w:rPr>
+          <w:rStyle w:val="NormalTok"/>
+        </w:rPr>
+        <w:t xml:space="preserve">(</w:t>
+      </w:r>
+      <w:r>
+        <w:rPr>
+          <w:rStyle w:val="StringTok"/>
+        </w:rPr>
+        <w:t xml:space="preserve">"con"</w:t>
+      </w:r>
+      <w:r>
+        <w:rPr>
+          <w:rStyle w:val="NormalTok"/>
+        </w:rPr>
+        <w:t xml:space="preserve">)) {</w:t>
+      </w:r>
+      <w:r>
+        <w:br/>
+      </w:r>
+      <w:r>
+        <w:rPr>
+          <w:rStyle w:val="NormalTok"/>
+        </w:rPr>
+        <w:t xml:space="preserve">  </w:t>
+      </w:r>
+      <w:r>
+        <w:rPr>
+          <w:rStyle w:val="ControlFlowTok"/>
+        </w:rPr>
+        <w:t xml:space="preserve">if</w:t>
+      </w:r>
+      <w:r>
+        <w:rPr>
+          <w:rStyle w:val="NormalTok"/>
+        </w:rPr>
+        <w:t xml:space="preserve"> (</w:t>
+      </w:r>
+      <w:r>
+        <w:rPr>
+          <w:rStyle w:val="FunctionTok"/>
+        </w:rPr>
+        <w:t xml:space="preserve">dbIsValid</w:t>
+      </w:r>
+      <w:r>
+        <w:rPr>
+          <w:rStyle w:val="NormalTok"/>
+        </w:rPr>
+        <w:t xml:space="preserve">(con)) {</w:t>
+      </w:r>
+      <w:r>
+        <w:br/>
+      </w:r>
+      <w:r>
+        <w:rPr>
+          <w:rStyle w:val="NormalTok"/>
+        </w:rPr>
+        <w:t xml:space="preserve">    </w:t>
+      </w:r>
+      <w:r>
+        <w:rPr>
+          <w:rStyle w:val="FunctionTok"/>
+        </w:rPr>
+        <w:t xml:space="preserve">message</w:t>
+      </w:r>
+      <w:r>
+        <w:rPr>
+          <w:rStyle w:val="NormalTok"/>
+        </w:rPr>
+        <w:t xml:space="preserve">(</w:t>
+      </w:r>
+      <w:r>
+        <w:rPr>
+          <w:rStyle w:val="StringTok"/>
+        </w:rPr>
+        <w:t xml:space="preserve">"Verbindung zur DuckDB Datenbank wird geschlossen."</w:t>
+      </w:r>
+      <w:r>
+        <w:rPr>
+          <w:rStyle w:val="NormalTok"/>
+        </w:rPr>
+        <w:t xml:space="preserve">)</w:t>
+      </w:r>
+      <w:r>
+        <w:br/>
+      </w:r>
+      <w:r>
+        <w:rPr>
+          <w:rStyle w:val="NormalTok"/>
+        </w:rPr>
+        <w:t xml:space="preserve">    </w:t>
+      </w:r>
+      <w:r>
+        <w:rPr>
+          <w:rStyle w:val="FunctionTok"/>
+        </w:rPr>
+        <w:t xml:space="preserve">dbDisconnect</w:t>
+      </w:r>
+      <w:r>
+        <w:rPr>
+          <w:rStyle w:val="NormalTok"/>
+        </w:rPr>
+        <w:t xml:space="preserve">(con, </w:t>
+      </w:r>
+      <w:r>
+        <w:rPr>
+          <w:rStyle w:val="AttributeTok"/>
+        </w:rPr>
+        <w:t xml:space="preserve">shutdown =</w:t>
+      </w:r>
+      <w:r>
+        <w:rPr>
+          <w:rStyle w:val="NormalTok"/>
+        </w:rPr>
+        <w:t xml:space="preserve"> </w:t>
+      </w:r>
+      <w:r>
+        <w:rPr>
+          <w:rStyle w:val="ConstantTok"/>
+        </w:rPr>
+        <w:t xml:space="preserve">TRUE</w:t>
+      </w:r>
+      <w:r>
+        <w:rPr>
+          <w:rStyle w:val="NormalTok"/>
+        </w:rPr>
+        <w:t xml:space="preserve">)</w:t>
+      </w:r>
+      <w:r>
+        <w:br/>
+      </w:r>
+      <w:r>
+        <w:rPr>
+          <w:rStyle w:val="NormalTok"/>
+        </w:rPr>
+        <w:t xml:space="preserve">  }</w:t>
+      </w:r>
+      <w:r>
+        <w:br/>
+      </w:r>
+      <w:r>
+        <w:rPr>
+          <w:rStyle w:val="NormalTok"/>
+        </w:rPr>
+        <w:t xml:space="preserve">  </w:t>
+      </w:r>
+      <w:r>
+        <w:rPr>
+          <w:rStyle w:val="FunctionTok"/>
+        </w:rPr>
+        <w:t xml:space="preserve">rm</w:t>
+      </w:r>
+      <w:r>
+        <w:rPr>
+          <w:rStyle w:val="NormalTok"/>
+        </w:rPr>
+        <w:t xml:space="preserve">(con)</w:t>
+      </w:r>
+      <w:r>
+        <w:br/>
+      </w:r>
+      <w:r>
+        <w:rPr>
+          <w:rStyle w:val="NormalTok"/>
+        </w:rPr>
+        <w:t xml:space="preserve">}</w:t>
+      </w:r>
+      <w:r>
+        <w:br/>
+      </w:r>
+      <w:r>
+        <w:rPr>
+          <w:rStyle w:val="NormalTok"/>
+        </w:rPr>
+        <w:t xml:space="preserve">  </w:t>
+      </w:r>
+      <w:r>
+        <w:br/>
+      </w:r>
+      <w:r>
+        <w:rPr>
+          <w:rStyle w:val="NormalTok"/>
+        </w:rPr>
+        <w:t xml:space="preserve">con </w:t>
+      </w:r>
+      <w:r>
+        <w:rPr>
+          <w:rStyle w:val="OtherTok"/>
+        </w:rPr>
+        <w:t xml:space="preserve">&lt;-</w:t>
+      </w:r>
+      <w:r>
+        <w:rPr>
+          <w:rStyle w:val="NormalTok"/>
+        </w:rPr>
+        <w:t xml:space="preserve"> </w:t>
+      </w:r>
+      <w:r>
+        <w:rPr>
+          <w:rStyle w:val="FunctionTok"/>
+        </w:rPr>
+        <w:t xml:space="preserve">dbConnect</w:t>
+      </w:r>
+      <w:r>
+        <w:rPr>
+          <w:rStyle w:val="NormalTok"/>
+        </w:rPr>
+        <w:t xml:space="preserve">(duckdb</w:t>
+      </w:r>
+      <w:r>
+        <w:rPr>
+          <w:rStyle w:val="SpecialCharTok"/>
+        </w:rPr>
+        <w:t xml:space="preserve">::</w:t>
+      </w:r>
+      <w:r>
+        <w:rPr>
+          <w:rStyle w:val="FunctionTok"/>
+        </w:rPr>
+        <w:t xml:space="preserve">duckdb</w:t>
+      </w:r>
+      <w:r>
+        <w:rPr>
+          <w:rStyle w:val="NormalTok"/>
+        </w:rPr>
+        <w:t xml:space="preserve">(), </w:t>
+      </w:r>
+      <w:r>
+        <w:rPr>
+          <w:rStyle w:val="AttributeTok"/>
+        </w:rPr>
+        <w:t xml:space="preserve">dbdir =</w:t>
+      </w:r>
+      <w:r>
+        <w:rPr>
+          <w:rStyle w:val="NormalTok"/>
+        </w:rPr>
+        <w:t xml:space="preserve"> </w:t>
+      </w:r>
+      <w:r>
+        <w:rPr>
+          <w:rStyle w:val="StringTok"/>
+        </w:rPr>
+        <w:t xml:space="preserve">"data/komm_messstellen.duckdb"</w:t>
+      </w:r>
+      <w:r>
+        <w:rPr>
+          <w:rStyle w:val="NormalTok"/>
+        </w:rPr>
+        <w:t xml:space="preserve">, </w:t>
+      </w:r>
+      <w:r>
+        <w:rPr>
+          <w:rStyle w:val="AttributeTok"/>
+        </w:rPr>
+        <w:t xml:space="preserve">read_only =</w:t>
+      </w:r>
+      <w:r>
+        <w:rPr>
+          <w:rStyle w:val="NormalTok"/>
+        </w:rPr>
+        <w:t xml:space="preserve"> </w:t>
+      </w:r>
+      <w:r>
+        <w:rPr>
+          <w:rStyle w:val="ConstantTok"/>
+        </w:rPr>
+        <w:t xml:space="preserve">FALSE</w:t>
+      </w:r>
+      <w:r>
+        <w:rPr>
+          <w:rStyle w:val="NormalTok"/>
+        </w:rPr>
+        <w:t xml:space="preserve">)</w:t>
+      </w:r>
+      <w:r>
+        <w:br/>
+      </w:r>
+      <w:r>
+        <w:rPr>
+          <w:rStyle w:val="CommentTok"/>
+        </w:rPr>
+        <w:t xml:space="preserve"># sammle alle csv in ./data/ um sie in die Datenbank zu übertragen.</w:t>
+      </w:r>
+      <w:r>
+        <w:br/>
+      </w:r>
+      <w:r>
+        <w:rPr>
+          <w:rStyle w:val="NormalTok"/>
+        </w:rPr>
+        <w:t xml:space="preserve">files </w:t>
+      </w:r>
+      <w:r>
+        <w:rPr>
+          <w:rStyle w:val="OtherTok"/>
+        </w:rPr>
+        <w:t xml:space="preserve">&lt;-</w:t>
+      </w:r>
+      <w:r>
+        <w:rPr>
+          <w:rStyle w:val="NormalTok"/>
+        </w:rPr>
+        <w:t xml:space="preserve"> </w:t>
+      </w:r>
+      <w:r>
+        <w:rPr>
+          <w:rStyle w:val="FunctionTok"/>
+        </w:rPr>
+        <w:t xml:space="preserve">list.files</w:t>
+      </w:r>
+      <w:r>
+        <w:rPr>
+          <w:rStyle w:val="NormalTok"/>
+        </w:rPr>
+        <w:t xml:space="preserve">(</w:t>
+      </w:r>
+      <w:r>
+        <w:rPr>
+          <w:rStyle w:val="StringTok"/>
+        </w:rPr>
+        <w:t xml:space="preserve">"data/"</w:t>
+      </w:r>
+      <w:r>
+        <w:rPr>
+          <w:rStyle w:val="NormalTok"/>
+        </w:rPr>
+        <w:t xml:space="preserve">, </w:t>
+      </w:r>
+      <w:r>
+        <w:rPr>
+          <w:rStyle w:val="AttributeTok"/>
+        </w:rPr>
+        <w:t xml:space="preserve">pattern =</w:t>
+      </w:r>
+      <w:r>
+        <w:rPr>
+          <w:rStyle w:val="NormalTok"/>
+        </w:rPr>
+        <w:t xml:space="preserve"> </w:t>
+      </w:r>
+      <w:r>
+        <w:rPr>
+          <w:rStyle w:val="StringTok"/>
+        </w:rPr>
+        <w:t xml:space="preserve">"*.csv"</w:t>
+      </w:r>
+      <w:r>
+        <w:rPr>
+          <w:rStyle w:val="NormalTok"/>
+        </w:rPr>
+        <w:t xml:space="preserve">, </w:t>
+      </w:r>
+      <w:r>
+        <w:rPr>
+          <w:rStyle w:val="AttributeTok"/>
+        </w:rPr>
+        <w:t xml:space="preserve">full.names =</w:t>
+      </w:r>
+      <w:r>
+        <w:rPr>
+          <w:rStyle w:val="NormalTok"/>
+        </w:rPr>
+        <w:t xml:space="preserve"> </w:t>
+      </w:r>
+      <w:r>
+        <w:rPr>
+          <w:rStyle w:val="ConstantTok"/>
+        </w:rPr>
+        <w:t xml:space="preserve">TRUE</w:t>
+      </w:r>
+      <w:r>
+        <w:rPr>
+          <w:rStyle w:val="NormalTok"/>
+        </w:rPr>
+        <w:t xml:space="preserve">) </w:t>
+      </w:r>
+      <w:r>
+        <w:rPr>
+          <w:rStyle w:val="SpecialCharTok"/>
+        </w:rPr>
+        <w:t xml:space="preserve">%&gt;%</w:t>
+      </w:r>
+      <w:r>
+        <w:rPr>
+          <w:rStyle w:val="NormalTok"/>
+        </w:rPr>
+        <w:t xml:space="preserve">   </w:t>
+      </w:r>
+      <w:r>
+        <w:rPr>
+          <w:rStyle w:val="FunctionTok"/>
+        </w:rPr>
+        <w:t xml:space="preserve">sample</w:t>
+      </w:r>
+      <w:r>
+        <w:rPr>
+          <w:rStyle w:val="NormalTok"/>
+        </w:rPr>
+        <w:t xml:space="preserve">(</w:t>
+      </w:r>
+      <w:r>
+        <w:rPr>
+          <w:rStyle w:val="DecValTok"/>
+        </w:rPr>
+        <w:t xml:space="preserve">40</w:t>
+      </w:r>
+      <w:r>
+        <w:rPr>
+          <w:rStyle w:val="NormalTok"/>
+        </w:rPr>
+        <w:t xml:space="preserve">)  </w:t>
+      </w:r>
+      <w:r>
+        <w:rPr>
+          <w:rStyle w:val="CommentTok"/>
+        </w:rPr>
+        <w:t xml:space="preserve"># zum Anfangen</w:t>
+      </w:r>
+      <w:r>
+        <w:br/>
+      </w:r>
+      <w:r>
+        <w:br/>
+      </w:r>
+      <w:r>
+        <w:rPr>
+          <w:rStyle w:val="NormalTok"/>
+        </w:rPr>
+        <w:t xml:space="preserve">data_all </w:t>
+      </w:r>
+      <w:r>
+        <w:rPr>
+          <w:rStyle w:val="OtherTok"/>
+        </w:rPr>
+        <w:t xml:space="preserve">&lt;-</w:t>
+      </w:r>
+      <w:r>
+        <w:rPr>
+          <w:rStyle w:val="NormalTok"/>
+        </w:rPr>
+        <w:t xml:space="preserve"> </w:t>
+      </w:r>
+      <w:r>
+        <w:rPr>
+          <w:rStyle w:val="FunctionTok"/>
+        </w:rPr>
+        <w:t xml:space="preserve">data.frame</w:t>
+      </w:r>
+      <w:r>
+        <w:rPr>
+          <w:rStyle w:val="NormalTok"/>
+        </w:rPr>
+        <w:t xml:space="preserve">()</w:t>
+      </w:r>
+      <w:r>
+        <w:br/>
+      </w:r>
+      <w:r>
+        <w:rPr>
+          <w:rStyle w:val="ControlFlowTok"/>
+        </w:rPr>
+        <w:t xml:space="preserve">if</w:t>
+      </w:r>
+      <w:r>
+        <w:rPr>
+          <w:rStyle w:val="NormalTok"/>
+        </w:rPr>
+        <w:t xml:space="preserve"> (</w:t>
+      </w:r>
+      <w:r>
+        <w:rPr>
+          <w:rStyle w:val="FunctionTok"/>
+        </w:rPr>
+        <w:t xml:space="preserve">dbListTables</w:t>
+      </w:r>
+      <w:r>
+        <w:rPr>
+          <w:rStyle w:val="NormalTok"/>
+        </w:rPr>
+        <w:t xml:space="preserve">(con)</w:t>
+      </w:r>
+      <w:r>
+        <w:rPr>
+          <w:rStyle w:val="SpecialCharTok"/>
+        </w:rPr>
+        <w:t xml:space="preserve">==</w:t>
+      </w:r>
+      <w:r>
+        <w:rPr>
+          <w:rStyle w:val="StringTok"/>
+        </w:rPr>
+        <w:t xml:space="preserve">"messwerte"</w:t>
+      </w:r>
+      <w:r>
+        <w:rPr>
+          <w:rStyle w:val="NormalTok"/>
+        </w:rPr>
+        <w:t xml:space="preserve">) {</w:t>
+      </w:r>
+      <w:r>
+        <w:br/>
+      </w:r>
+      <w:r>
+        <w:rPr>
+          <w:rStyle w:val="NormalTok"/>
+        </w:rPr>
+        <w:t xml:space="preserve">  </w:t>
+      </w:r>
+      <w:r>
+        <w:rPr>
+          <w:rStyle w:val="FunctionTok"/>
+        </w:rPr>
+        <w:t xml:space="preserve">message</w:t>
+      </w:r>
+      <w:r>
+        <w:rPr>
+          <w:rStyle w:val="NormalTok"/>
+        </w:rPr>
+        <w:t xml:space="preserve">(</w:t>
+      </w:r>
+      <w:r>
+        <w:rPr>
+          <w:rStyle w:val="StringTok"/>
+        </w:rPr>
+        <w:t xml:space="preserve">"Tabelle messwerte existiert bereits. Lösche sie und erstelle neu."</w:t>
+      </w:r>
+      <w:r>
+        <w:rPr>
+          <w:rStyle w:val="NormalTok"/>
+        </w:rPr>
+        <w:t xml:space="preserve">)</w:t>
+      </w:r>
+      <w:r>
+        <w:br/>
+      </w:r>
+      <w:r>
+        <w:rPr>
+          <w:rStyle w:val="NormalTok"/>
+        </w:rPr>
+        <w:t xml:space="preserve">  </w:t>
+      </w:r>
+      <w:r>
+        <w:rPr>
+          <w:rStyle w:val="FunctionTok"/>
+        </w:rPr>
+        <w:t xml:space="preserve">dbRemoveTable</w:t>
+      </w:r>
+      <w:r>
+        <w:rPr>
+          <w:rStyle w:val="NormalTok"/>
+        </w:rPr>
+        <w:t xml:space="preserve">(con, </w:t>
+      </w:r>
+      <w:r>
+        <w:rPr>
+          <w:rStyle w:val="StringTok"/>
+        </w:rPr>
+        <w:t xml:space="preserve">"messwerte"</w:t>
+      </w:r>
+      <w:r>
+        <w:rPr>
+          <w:rStyle w:val="NormalTok"/>
+        </w:rPr>
+        <w:t xml:space="preserve">, </w:t>
+      </w:r>
+      <w:r>
+        <w:rPr>
+          <w:rStyle w:val="AttributeTok"/>
+        </w:rPr>
+        <w:t xml:space="preserve">force =</w:t>
+      </w:r>
+      <w:r>
+        <w:rPr>
+          <w:rStyle w:val="NormalTok"/>
+        </w:rPr>
+        <w:t xml:space="preserve"> </w:t>
+      </w:r>
+      <w:r>
+        <w:rPr>
+          <w:rStyle w:val="ConstantTok"/>
+        </w:rPr>
+        <w:t xml:space="preserve">TRUE</w:t>
+      </w:r>
+      <w:r>
+        <w:rPr>
+          <w:rStyle w:val="NormalTok"/>
+        </w:rPr>
+        <w:t xml:space="preserve">)</w:t>
+      </w:r>
+      <w:r>
+        <w:br/>
+      </w:r>
+      <w:r>
+        <w:rPr>
+          <w:rStyle w:val="NormalTok"/>
+        </w:rPr>
+        <w:t xml:space="preserve">  </w:t>
+      </w:r>
+      <w:r>
+        <w:br/>
+      </w:r>
+      <w:r>
+        <w:rPr>
+          <w:rStyle w:val="NormalTok"/>
+        </w:rPr>
+        <w:t xml:space="preserve">  </w:t>
+      </w:r>
+      <w:r>
+        <w:rPr>
+          <w:rStyle w:val="FunctionTok"/>
+        </w:rPr>
+        <w:t xml:space="preserve">dbCreateTable</w:t>
+      </w:r>
+      <w:r>
+        <w:rPr>
+          <w:rStyle w:val="NormalTok"/>
+        </w:rPr>
+        <w:t xml:space="preserve">(</w:t>
+      </w:r>
+      <w:r>
+        <w:br/>
+      </w:r>
+      <w:r>
+        <w:rPr>
+          <w:rStyle w:val="NormalTok"/>
+        </w:rPr>
+        <w:t xml:space="preserve">    con,</w:t>
+      </w:r>
+      <w:r>
+        <w:br/>
+      </w:r>
+      <w:r>
+        <w:rPr>
+          <w:rStyle w:val="NormalTok"/>
+        </w:rPr>
+        <w:t xml:space="preserve">    </w:t>
+      </w:r>
+      <w:r>
+        <w:rPr>
+          <w:rStyle w:val="StringTok"/>
+        </w:rPr>
+        <w:t xml:space="preserve">"messwerte"</w:t>
+      </w:r>
+      <w:r>
+        <w:rPr>
+          <w:rStyle w:val="NormalTok"/>
+        </w:rPr>
+        <w:t xml:space="preserve">,</w:t>
+      </w:r>
+      <w:r>
+        <w:br/>
+      </w:r>
+      <w:r>
+        <w:rPr>
+          <w:rStyle w:val="NormalTok"/>
+        </w:rPr>
+        <w:t xml:space="preserve">    </w:t>
+      </w:r>
+      <w:r>
+        <w:rPr>
+          <w:rStyle w:val="AttributeTok"/>
+        </w:rPr>
+        <w:t xml:space="preserve">fields =</w:t>
+      </w:r>
+      <w:r>
+        <w:rPr>
+          <w:rStyle w:val="NormalTok"/>
+        </w:rPr>
+        <w:t xml:space="preserve"> </w:t>
+      </w:r>
+      <w:r>
+        <w:rPr>
+          <w:rStyle w:val="FunctionTok"/>
+        </w:rPr>
+        <w:t xml:space="preserve">c</w:t>
+      </w:r>
+      <w:r>
+        <w:rPr>
+          <w:rStyle w:val="NormalTok"/>
+        </w:rPr>
+        <w:t xml:space="preserve">(</w:t>
+      </w:r>
+      <w:r>
+        <w:br/>
+      </w:r>
+      <w:r>
+        <w:rPr>
+          <w:rStyle w:val="NormalTok"/>
+        </w:rPr>
+        <w:t xml:space="preserve">      </w:t>
+      </w:r>
+      <w:r>
+        <w:rPr>
+          <w:rStyle w:val="AttributeTok"/>
+        </w:rPr>
+        <w:t xml:space="preserve">zeit =</w:t>
+      </w:r>
+      <w:r>
+        <w:rPr>
+          <w:rStyle w:val="NormalTok"/>
+        </w:rPr>
+        <w:t xml:space="preserve"> </w:t>
+      </w:r>
+      <w:r>
+        <w:rPr>
+          <w:rStyle w:val="StringTok"/>
+        </w:rPr>
+        <w:t xml:space="preserve">"CHARACTER"</w:t>
+      </w:r>
+      <w:r>
+        <w:rPr>
+          <w:rStyle w:val="NormalTok"/>
+        </w:rPr>
+        <w:t xml:space="preserve">,</w:t>
+      </w:r>
+      <w:r>
+        <w:br/>
+      </w:r>
+      <w:r>
+        <w:rPr>
+          <w:rStyle w:val="NormalTok"/>
+        </w:rPr>
+        <w:t xml:space="preserve">      </w:t>
+      </w:r>
+      <w:r>
+        <w:rPr>
+          <w:rStyle w:val="AttributeTok"/>
+        </w:rPr>
+        <w:t xml:space="preserve">pegelRoh =</w:t>
+      </w:r>
+      <w:r>
+        <w:rPr>
+          <w:rStyle w:val="NormalTok"/>
+        </w:rPr>
+        <w:t xml:space="preserve"> </w:t>
+      </w:r>
+      <w:r>
+        <w:rPr>
+          <w:rStyle w:val="StringTok"/>
+        </w:rPr>
+        <w:t xml:space="preserve">"INTEGER"</w:t>
+      </w:r>
+      <w:r>
+        <w:rPr>
+          <w:rStyle w:val="NormalTok"/>
+        </w:rPr>
+        <w:t xml:space="preserve">,</w:t>
+      </w:r>
+      <w:r>
+        <w:br/>
+      </w:r>
+      <w:r>
+        <w:rPr>
+          <w:rStyle w:val="NormalTok"/>
+        </w:rPr>
+        <w:t xml:space="preserve">      </w:t>
+      </w:r>
+      <w:r>
+        <w:rPr>
+          <w:rStyle w:val="AttributeTok"/>
+        </w:rPr>
+        <w:t xml:space="preserve">datum =</w:t>
+      </w:r>
+      <w:r>
+        <w:rPr>
+          <w:rStyle w:val="NormalTok"/>
+        </w:rPr>
+        <w:t xml:space="preserve"> </w:t>
+      </w:r>
+      <w:r>
+        <w:rPr>
+          <w:rStyle w:val="StringTok"/>
+        </w:rPr>
+        <w:t xml:space="preserve">"DATE"</w:t>
+      </w:r>
+      <w:r>
+        <w:rPr>
+          <w:rStyle w:val="NormalTok"/>
+        </w:rPr>
+        <w:t xml:space="preserve">,</w:t>
+      </w:r>
+      <w:r>
+        <w:br/>
+      </w:r>
+      <w:r>
+        <w:rPr>
+          <w:rStyle w:val="NormalTok"/>
+        </w:rPr>
+        <w:t xml:space="preserve">      </w:t>
+      </w:r>
+      <w:r>
+        <w:rPr>
+          <w:rStyle w:val="AttributeTok"/>
+        </w:rPr>
+        <w:t xml:space="preserve">station =</w:t>
+      </w:r>
+      <w:r>
+        <w:rPr>
+          <w:rStyle w:val="NormalTok"/>
+        </w:rPr>
+        <w:t xml:space="preserve"> </w:t>
+      </w:r>
+      <w:r>
+        <w:rPr>
+          <w:rStyle w:val="StringTok"/>
+        </w:rPr>
+        <w:t xml:space="preserve">"INTEGER"</w:t>
+      </w:r>
+      <w:r>
+        <w:br/>
+      </w:r>
+      <w:r>
+        <w:rPr>
+          <w:rStyle w:val="NormalTok"/>
+        </w:rPr>
+        <w:t xml:space="preserve">    )</w:t>
+      </w:r>
+      <w:r>
+        <w:br/>
+      </w:r>
+      <w:r>
+        <w:rPr>
+          <w:rStyle w:val="NormalTok"/>
+        </w:rPr>
+        <w:t xml:space="preserve">  )</w:t>
+      </w:r>
+      <w:r>
+        <w:br/>
+      </w:r>
+      <w:r>
+        <w:rPr>
+          <w:rStyle w:val="NormalTok"/>
+        </w:rPr>
+        <w:t xml:space="preserve">}</w:t>
+      </w:r>
+    </w:p>
+    <w:p>
+      <w:pPr>
+        <w:pStyle w:val="SourceCode"/>
+      </w:pPr>
+      <w:r>
+        <w:rPr>
+          <w:rStyle w:val="VerbatimChar"/>
+        </w:rPr>
+        <w:t xml:space="preserve">## Tabelle messwerte existiert bereits. Lösche sie und erstelle neu.</w:t>
+      </w:r>
+    </w:p>
+    <w:p>
+      <w:pPr>
+        <w:pStyle w:val="SourceCode"/>
+      </w:pPr>
+      <w:r>
+        <w:rPr>
+          <w:rStyle w:val="ControlFlowTok"/>
+        </w:rPr>
+        <w:t xml:space="preserve">for</w:t>
+      </w:r>
+      <w:r>
+        <w:rPr>
+          <w:rStyle w:val="NormalTok"/>
+        </w:rPr>
+        <w:t xml:space="preserve"> (file </w:t>
+      </w:r>
+      <w:r>
+        <w:rPr>
+          <w:rStyle w:val="ControlFlowTok"/>
+        </w:rPr>
+        <w:t xml:space="preserve">in</w:t>
+      </w:r>
+      <w:r>
+        <w:rPr>
+          <w:rStyle w:val="NormalTok"/>
+        </w:rPr>
+        <w:t xml:space="preserve"> files) {</w:t>
+      </w:r>
+      <w:r>
+        <w:br/>
+      </w:r>
+      <w:r>
+        <w:rPr>
+          <w:rStyle w:val="NormalTok"/>
+        </w:rPr>
+        <w:t xml:space="preserve"> </w:t>
+      </w:r>
+      <w:r>
+        <w:rPr>
+          <w:rStyle w:val="CommentTok"/>
+        </w:rPr>
+        <w:t xml:space="preserve"># message("Lade Datei: ", file)</w:t>
+      </w:r>
+      <w:r>
+        <w:br/>
+      </w:r>
+      <w:r>
+        <w:rPr>
+          <w:rStyle w:val="NormalTok"/>
+        </w:rPr>
+        <w:t xml:space="preserve">  </w:t>
+      </w:r>
+      <w:r>
+        <w:rPr>
+          <w:rStyle w:val="CommentTok"/>
+        </w:rPr>
+        <w:t xml:space="preserve">#extrahiere Datum und Stationsname aus Dateinamen</w:t>
+      </w:r>
+      <w:r>
+        <w:br/>
+      </w:r>
+      <w:r>
+        <w:rPr>
+          <w:rStyle w:val="NormalTok"/>
+        </w:rPr>
+        <w:t xml:space="preserve">  datei_name </w:t>
+      </w:r>
+      <w:r>
+        <w:rPr>
+          <w:rStyle w:val="OtherTok"/>
+        </w:rPr>
+        <w:t xml:space="preserve">&lt;-</w:t>
+      </w:r>
+      <w:r>
+        <w:rPr>
+          <w:rStyle w:val="NormalTok"/>
+        </w:rPr>
+        <w:t xml:space="preserve"> tools</w:t>
+      </w:r>
+      <w:r>
+        <w:rPr>
+          <w:rStyle w:val="SpecialCharTok"/>
+        </w:rPr>
+        <w:t xml:space="preserve">::</w:t>
+      </w:r>
+      <w:r>
+        <w:rPr>
+          <w:rStyle w:val="FunctionTok"/>
+        </w:rPr>
+        <w:t xml:space="preserve">file_path_sans_ext</w:t>
+      </w:r>
+      <w:r>
+        <w:rPr>
+          <w:rStyle w:val="NormalTok"/>
+        </w:rPr>
+        <w:t xml:space="preserve">(</w:t>
+      </w:r>
+      <w:r>
+        <w:rPr>
+          <w:rStyle w:val="FunctionTok"/>
+        </w:rPr>
+        <w:t xml:space="preserve">basename</w:t>
+      </w:r>
+      <w:r>
+        <w:rPr>
+          <w:rStyle w:val="NormalTok"/>
+        </w:rPr>
+        <w:t xml:space="preserve">(file))</w:t>
+      </w:r>
+      <w:r>
+        <w:br/>
+      </w:r>
+      <w:r>
+        <w:rPr>
+          <w:rStyle w:val="NormalTok"/>
+        </w:rPr>
+        <w:t xml:space="preserve">  datum </w:t>
+      </w:r>
+      <w:r>
+        <w:rPr>
+          <w:rStyle w:val="OtherTok"/>
+        </w:rPr>
+        <w:t xml:space="preserve">&lt;-</w:t>
+      </w:r>
+      <w:r>
+        <w:rPr>
+          <w:rStyle w:val="NormalTok"/>
+        </w:rPr>
+        <w:t xml:space="preserve"> </w:t>
+      </w:r>
+      <w:r>
+        <w:rPr>
+          <w:rStyle w:val="FunctionTok"/>
+        </w:rPr>
+        <w:t xml:space="preserve">str_extract</w:t>
+      </w:r>
+      <w:r>
+        <w:rPr>
+          <w:rStyle w:val="NormalTok"/>
+        </w:rPr>
+        <w:t xml:space="preserve">(datei_name, </w:t>
+      </w:r>
+      <w:r>
+        <w:rPr>
+          <w:rStyle w:val="StringTok"/>
+        </w:rPr>
+        <w:t xml:space="preserve">"</w:t>
+      </w:r>
+      <w:r>
+        <w:rPr>
+          <w:rStyle w:val="SpecialCharTok"/>
+        </w:rPr>
+        <w:t xml:space="preserve">\\</w:t>
+      </w:r>
+      <w:r>
+        <w:rPr>
+          <w:rStyle w:val="StringTok"/>
+        </w:rPr>
+        <w:t xml:space="preserve">d{8}"</w:t>
+      </w:r>
+      <w:r>
+        <w:rPr>
+          <w:rStyle w:val="NormalTok"/>
+        </w:rPr>
+        <w:t xml:space="preserve">)</w:t>
+      </w:r>
+      <w:r>
+        <w:br/>
+      </w:r>
+      <w:r>
+        <w:rPr>
+          <w:rStyle w:val="NormalTok"/>
+        </w:rPr>
+        <w:t xml:space="preserve">  station </w:t>
+      </w:r>
+      <w:r>
+        <w:rPr>
+          <w:rStyle w:val="OtherTok"/>
+        </w:rPr>
+        <w:t xml:space="preserve">&lt;-</w:t>
+      </w:r>
+      <w:r>
+        <w:rPr>
+          <w:rStyle w:val="NormalTok"/>
+        </w:rPr>
+        <w:t xml:space="preserve"> </w:t>
+      </w:r>
+      <w:r>
+        <w:rPr>
+          <w:rStyle w:val="FunctionTok"/>
+        </w:rPr>
+        <w:t xml:space="preserve">str_remove</w:t>
+      </w:r>
+      <w:r>
+        <w:rPr>
+          <w:rStyle w:val="NormalTok"/>
+        </w:rPr>
+        <w:t xml:space="preserve">(datei_name, </w:t>
+      </w:r>
+      <w:r>
+        <w:rPr>
+          <w:rStyle w:val="FunctionTok"/>
+        </w:rPr>
+        <w:t xml:space="preserve">paste0</w:t>
+      </w:r>
+      <w:r>
+        <w:rPr>
+          <w:rStyle w:val="NormalTok"/>
+        </w:rPr>
+        <w:t xml:space="preserve">(datum, </w:t>
+      </w:r>
+      <w:r>
+        <w:rPr>
+          <w:rStyle w:val="StringTok"/>
+        </w:rPr>
+        <w:t xml:space="preserve">"-"</w:t>
+      </w:r>
+      <w:r>
+        <w:rPr>
+          <w:rStyle w:val="NormalTok"/>
+        </w:rPr>
+        <w:t xml:space="preserve">))</w:t>
+      </w:r>
+      <w:r>
+        <w:br/>
+      </w:r>
+      <w:r>
+        <w:rPr>
+          <w:rStyle w:val="NormalTok"/>
+        </w:rPr>
+        <w:t xml:space="preserve">  </w:t>
+      </w:r>
+      <w:r>
+        <w:rPr>
+          <w:rStyle w:val="CommentTok"/>
+        </w:rPr>
+        <w:t xml:space="preserve"># Lese die Datei ein</w:t>
+      </w:r>
+      <w:r>
+        <w:br/>
+      </w:r>
+      <w:r>
+        <w:rPr>
+          <w:rStyle w:val="NormalTok"/>
+        </w:rPr>
+        <w:t xml:space="preserve">  data </w:t>
+      </w:r>
+      <w:r>
+        <w:rPr>
+          <w:rStyle w:val="OtherTok"/>
+        </w:rPr>
+        <w:t xml:space="preserve">&lt;-</w:t>
+      </w:r>
+      <w:r>
+        <w:rPr>
+          <w:rStyle w:val="NormalTok"/>
+        </w:rPr>
+        <w:t xml:space="preserve"> </w:t>
+      </w:r>
+      <w:r>
+        <w:rPr>
+          <w:rStyle w:val="FunctionTok"/>
+        </w:rPr>
+        <w:t xml:space="preserve">read_delim</w:t>
+      </w:r>
+      <w:r>
+        <w:rPr>
+          <w:rStyle w:val="NormalTok"/>
+        </w:rPr>
+        <w:t xml:space="preserve">(</w:t>
+      </w:r>
+      <w:r>
+        <w:br/>
+      </w:r>
+      <w:r>
+        <w:rPr>
+          <w:rStyle w:val="NormalTok"/>
+        </w:rPr>
+        <w:t xml:space="preserve">    file,</w:t>
+      </w:r>
+      <w:r>
+        <w:br/>
+      </w:r>
+      <w:r>
+        <w:rPr>
+          <w:rStyle w:val="NormalTok"/>
+        </w:rPr>
+        <w:t xml:space="preserve">    </w:t>
+      </w:r>
+      <w:r>
+        <w:rPr>
+          <w:rStyle w:val="AttributeTok"/>
+        </w:rPr>
+        <w:t xml:space="preserve">delim =</w:t>
+      </w:r>
+      <w:r>
+        <w:rPr>
+          <w:rStyle w:val="NormalTok"/>
+        </w:rPr>
+        <w:t xml:space="preserve"> </w:t>
+      </w:r>
+      <w:r>
+        <w:rPr>
+          <w:rStyle w:val="StringTok"/>
+        </w:rPr>
+        <w:t xml:space="preserve">";"</w:t>
+      </w:r>
+      <w:r>
+        <w:rPr>
+          <w:rStyle w:val="NormalTok"/>
+        </w:rPr>
+        <w:t xml:space="preserve">,</w:t>
+      </w:r>
+      <w:r>
+        <w:br/>
+      </w:r>
+      <w:r>
+        <w:rPr>
+          <w:rStyle w:val="NormalTok"/>
+        </w:rPr>
+        <w:t xml:space="preserve">    </w:t>
+      </w:r>
+      <w:r>
+        <w:rPr>
+          <w:rStyle w:val="AttributeTok"/>
+        </w:rPr>
+        <w:t xml:space="preserve">escape_double =</w:t>
+      </w:r>
+      <w:r>
+        <w:rPr>
+          <w:rStyle w:val="NormalTok"/>
+        </w:rPr>
+        <w:t xml:space="preserve"> </w:t>
+      </w:r>
+      <w:r>
+        <w:rPr>
+          <w:rStyle w:val="ConstantTok"/>
+        </w:rPr>
+        <w:t xml:space="preserve">FALSE</w:t>
+      </w:r>
+      <w:r>
+        <w:rPr>
+          <w:rStyle w:val="NormalTok"/>
+        </w:rPr>
+        <w:t xml:space="preserve">,</w:t>
+      </w:r>
+      <w:r>
+        <w:br/>
+      </w:r>
+      <w:r>
+        <w:rPr>
+          <w:rStyle w:val="NormalTok"/>
+        </w:rPr>
+        <w:t xml:space="preserve">    </w:t>
+      </w:r>
+      <w:r>
+        <w:rPr>
+          <w:rStyle w:val="AttributeTok"/>
+        </w:rPr>
+        <w:t xml:space="preserve">col_names =</w:t>
+      </w:r>
+      <w:r>
+        <w:rPr>
+          <w:rStyle w:val="NormalTok"/>
+        </w:rPr>
+        <w:t xml:space="preserve"> </w:t>
+      </w:r>
+      <w:r>
+        <w:rPr>
+          <w:rStyle w:val="FunctionTok"/>
+        </w:rPr>
+        <w:t xml:space="preserve">c</w:t>
+      </w:r>
+      <w:r>
+        <w:rPr>
+          <w:rStyle w:val="NormalTok"/>
+        </w:rPr>
+        <w:t xml:space="preserve">(</w:t>
+      </w:r>
+      <w:r>
+        <w:rPr>
+          <w:rStyle w:val="StringTok"/>
+        </w:rPr>
+        <w:t xml:space="preserve">"zeit"</w:t>
+      </w:r>
+      <w:r>
+        <w:rPr>
+          <w:rStyle w:val="NormalTok"/>
+        </w:rPr>
+        <w:t xml:space="preserve">, </w:t>
+      </w:r>
+      <w:r>
+        <w:rPr>
+          <w:rStyle w:val="StringTok"/>
+        </w:rPr>
+        <w:t xml:space="preserve">"pegelRoh"</w:t>
+      </w:r>
+      <w:r>
+        <w:rPr>
+          <w:rStyle w:val="NormalTok"/>
+        </w:rPr>
+        <w:t xml:space="preserve">),</w:t>
+      </w:r>
+      <w:r>
+        <w:br/>
+      </w:r>
+      <w:r>
+        <w:rPr>
+          <w:rStyle w:val="NormalTok"/>
+        </w:rPr>
+        <w:t xml:space="preserve">    </w:t>
+      </w:r>
+      <w:r>
+        <w:rPr>
+          <w:rStyle w:val="AttributeTok"/>
+        </w:rPr>
+        <w:t xml:space="preserve">col_types =</w:t>
+      </w:r>
+      <w:r>
+        <w:rPr>
+          <w:rStyle w:val="NormalTok"/>
+        </w:rPr>
+        <w:t xml:space="preserve"> </w:t>
+      </w:r>
+      <w:r>
+        <w:rPr>
+          <w:rStyle w:val="FunctionTok"/>
+        </w:rPr>
+        <w:t xml:space="preserve">list</w:t>
+      </w:r>
+      <w:r>
+        <w:rPr>
+          <w:rStyle w:val="NormalTok"/>
+        </w:rPr>
+        <w:t xml:space="preserve">(</w:t>
+      </w:r>
+      <w:r>
+        <w:rPr>
+          <w:rStyle w:val="AttributeTok"/>
+        </w:rPr>
+        <w:t xml:space="preserve">zeit =</w:t>
+      </w:r>
+      <w:r>
+        <w:rPr>
+          <w:rStyle w:val="NormalTok"/>
+        </w:rPr>
+        <w:t xml:space="preserve"> </w:t>
+      </w:r>
+      <w:r>
+        <w:rPr>
+          <w:rStyle w:val="FunctionTok"/>
+        </w:rPr>
+        <w:t xml:space="preserve">col_time</w:t>
+      </w:r>
+      <w:r>
+        <w:rPr>
+          <w:rStyle w:val="NormalTok"/>
+        </w:rPr>
+        <w:t xml:space="preserve">(</w:t>
+      </w:r>
+      <w:r>
+        <w:rPr>
+          <w:rStyle w:val="AttributeTok"/>
+        </w:rPr>
+        <w:t xml:space="preserve">format =</w:t>
+      </w:r>
+      <w:r>
+        <w:rPr>
+          <w:rStyle w:val="NormalTok"/>
+        </w:rPr>
+        <w:t xml:space="preserve"> </w:t>
+      </w:r>
+      <w:r>
+        <w:rPr>
+          <w:rStyle w:val="StringTok"/>
+        </w:rPr>
+        <w:t xml:space="preserve">"%H:%M:%S"</w:t>
+      </w:r>
+      <w:r>
+        <w:rPr>
+          <w:rStyle w:val="NormalTok"/>
+        </w:rPr>
+        <w:t xml:space="preserve">), </w:t>
+      </w:r>
+      <w:r>
+        <w:rPr>
+          <w:rStyle w:val="AttributeTok"/>
+        </w:rPr>
+        <w:t xml:space="preserve">pegelRoh =</w:t>
+      </w:r>
+      <w:r>
+        <w:rPr>
+          <w:rStyle w:val="NormalTok"/>
+        </w:rPr>
+        <w:t xml:space="preserve"> </w:t>
+      </w:r>
+      <w:r>
+        <w:rPr>
+          <w:rStyle w:val="StringTok"/>
+        </w:rPr>
+        <w:t xml:space="preserve">'i'</w:t>
+      </w:r>
+      <w:r>
+        <w:rPr>
+          <w:rStyle w:val="NormalTok"/>
+        </w:rPr>
+        <w:t xml:space="preserve">),</w:t>
+      </w:r>
+      <w:r>
+        <w:br/>
+      </w:r>
+      <w:r>
+        <w:rPr>
+          <w:rStyle w:val="NormalTok"/>
+        </w:rPr>
+        <w:t xml:space="preserve">    </w:t>
+      </w:r>
+      <w:r>
+        <w:rPr>
+          <w:rStyle w:val="AttributeTok"/>
+        </w:rPr>
+        <w:t xml:space="preserve">trim_ws =</w:t>
+      </w:r>
+      <w:r>
+        <w:rPr>
+          <w:rStyle w:val="NormalTok"/>
+        </w:rPr>
+        <w:t xml:space="preserve"> </w:t>
+      </w:r>
+      <w:r>
+        <w:rPr>
+          <w:rStyle w:val="ConstantTok"/>
+        </w:rPr>
+        <w:t xml:space="preserve">TRUE</w:t>
+      </w:r>
+      <w:r>
+        <w:br/>
+      </w:r>
+      <w:r>
+        <w:rPr>
+          <w:rStyle w:val="NormalTok"/>
+        </w:rPr>
+        <w:t xml:space="preserve">  ) </w:t>
+      </w:r>
+      <w:r>
+        <w:rPr>
+          <w:rStyle w:val="SpecialCharTok"/>
+        </w:rPr>
+        <w:t xml:space="preserve">%&gt;%</w:t>
+      </w:r>
+      <w:r>
+        <w:br/>
+      </w:r>
+      <w:r>
+        <w:rPr>
+          <w:rStyle w:val="NormalTok"/>
+        </w:rPr>
+        <w:t xml:space="preserve">    </w:t>
+      </w:r>
+      <w:r>
+        <w:rPr>
+          <w:rStyle w:val="CommentTok"/>
+        </w:rPr>
+        <w:t xml:space="preserve"># und füge Infos als Spalten an</w:t>
+      </w:r>
+      <w:r>
+        <w:br/>
+      </w:r>
+      <w:r>
+        <w:rPr>
+          <w:rStyle w:val="NormalTok"/>
+        </w:rPr>
+        <w:t xml:space="preserve">    </w:t>
+      </w:r>
+      <w:r>
+        <w:rPr>
+          <w:rStyle w:val="FunctionTok"/>
+        </w:rPr>
+        <w:t xml:space="preserve">mutate</w:t>
+      </w:r>
+      <w:r>
+        <w:rPr>
+          <w:rStyle w:val="NormalTok"/>
+        </w:rPr>
+        <w:t xml:space="preserve">(</w:t>
+      </w:r>
+      <w:r>
+        <w:rPr>
+          <w:rStyle w:val="AttributeTok"/>
+        </w:rPr>
+        <w:t xml:space="preserve">datum =</w:t>
+      </w:r>
+      <w:r>
+        <w:rPr>
+          <w:rStyle w:val="NormalTok"/>
+        </w:rPr>
+        <w:t xml:space="preserve"> </w:t>
+      </w:r>
+      <w:r>
+        <w:rPr>
+          <w:rStyle w:val="FunctionTok"/>
+        </w:rPr>
+        <w:t xml:space="preserve">as.Date</w:t>
+      </w:r>
+      <w:r>
+        <w:rPr>
+          <w:rStyle w:val="NormalTok"/>
+        </w:rPr>
+        <w:t xml:space="preserve">(datum, </w:t>
+      </w:r>
+      <w:r>
+        <w:rPr>
+          <w:rStyle w:val="AttributeTok"/>
+        </w:rPr>
+        <w:t xml:space="preserve">format =</w:t>
+      </w:r>
+      <w:r>
+        <w:rPr>
+          <w:rStyle w:val="NormalTok"/>
+        </w:rPr>
+        <w:t xml:space="preserve"> </w:t>
+      </w:r>
+      <w:r>
+        <w:rPr>
+          <w:rStyle w:val="StringTok"/>
+        </w:rPr>
+        <w:t xml:space="preserve">"%Y%m%d"</w:t>
+      </w:r>
+      <w:r>
+        <w:rPr>
+          <w:rStyle w:val="NormalTok"/>
+        </w:rPr>
+        <w:t xml:space="preserve">), </w:t>
+      </w:r>
+      <w:r>
+        <w:rPr>
+          <w:rStyle w:val="AttributeTok"/>
+        </w:rPr>
+        <w:t xml:space="preserve">station =</w:t>
+      </w:r>
+      <w:r>
+        <w:rPr>
+          <w:rStyle w:val="NormalTok"/>
+        </w:rPr>
+        <w:t xml:space="preserve"> station)</w:t>
+      </w:r>
+      <w:r>
+        <w:br/>
+      </w:r>
+      <w:r>
+        <w:rPr>
+          <w:rStyle w:val="NormalTok"/>
+        </w:rPr>
+        <w:t xml:space="preserve">  </w:t>
+      </w:r>
+      <w:r>
+        <w:rPr>
+          <w:rStyle w:val="CommentTok"/>
+        </w:rPr>
+        <w:t xml:space="preserve"># Schreibe die Daten in die DuckDB Tabelle</w:t>
+      </w:r>
+      <w:r>
+        <w:br/>
+      </w:r>
+      <w:r>
+        <w:rPr>
+          <w:rStyle w:val="NormalTok"/>
+        </w:rPr>
+        <w:t xml:space="preserve">  </w:t>
+      </w:r>
+      <w:r>
+        <w:rPr>
+          <w:rStyle w:val="FunctionTok"/>
+        </w:rPr>
+        <w:t xml:space="preserve">dbAppendTable</w:t>
+      </w:r>
+      <w:r>
+        <w:rPr>
+          <w:rStyle w:val="NormalTok"/>
+        </w:rPr>
+        <w:t xml:space="preserve">(con, </w:t>
+      </w:r>
+      <w:r>
+        <w:rPr>
+          <w:rStyle w:val="StringTok"/>
+        </w:rPr>
+        <w:t xml:space="preserve">"messwerte"</w:t>
+      </w:r>
+      <w:r>
+        <w:rPr>
+          <w:rStyle w:val="NormalTok"/>
+        </w:rPr>
+        <w:t xml:space="preserve">, data)</w:t>
+      </w:r>
+      <w:r>
+        <w:br/>
+      </w:r>
+      <w:r>
+        <w:rPr>
+          <w:rStyle w:val="NormalTok"/>
+        </w:rPr>
+        <w:t xml:space="preserve">}</w:t>
+      </w:r>
+    </w:p>
+    <w:bookmarkEnd w:id="21"/>
+    <w:bookmarkStart w:id="22" w:name="überblick-über-die-datenbank-tabelle"/>
+    <w:p>
+      <w:pPr>
+        <w:pStyle w:val="Heading2"/>
+      </w:pPr>
+      <w:r>
+        <w:t xml:space="preserve">Überblick über die Datenbank Tabelle</w:t>
+      </w:r>
+    </w:p>
+    <w:p>
+      <w:pPr>
+        <w:pStyle w:val="FirstParagraph"/>
+      </w:pPr>
+      <w:r>
+        <w:t xml:space="preserve">Die Tabelle</w:t>
+      </w:r>
+      <w:r>
+        <w:t xml:space="preserve"> </w:t>
+      </w:r>
+      <w:r>
+        <w:t xml:space="preserve">“messwerte”</w:t>
+      </w:r>
+      <w:r>
+        <w:t xml:space="preserve"> </w:t>
+      </w:r>
+      <w:r>
+        <w:t xml:space="preserve">enthält die Rohdaten der kommunalen Messstellen mit den Spalten Zeit, Rohpegel, Datum und Stations-ID:</w:t>
+      </w:r>
+    </w:p>
+    <w:p>
+      <w:pPr>
+        <w:pStyle w:val="SourceCode"/>
+      </w:pPr>
+      <w:r>
+        <w:rPr>
+          <w:rStyle w:val="CommentTok"/>
+        </w:rPr>
+        <w:t xml:space="preserve"># Übersicht über die Tabelle</w:t>
+      </w:r>
+      <w:r>
+        <w:br/>
+      </w:r>
+      <w:r>
+        <w:rPr>
+          <w:rStyle w:val="FunctionTok"/>
+        </w:rPr>
+        <w:t xml:space="preserve">dbListTables</w:t>
+      </w:r>
+      <w:r>
+        <w:rPr>
+          <w:rStyle w:val="NormalTok"/>
+        </w:rPr>
+        <w:t xml:space="preserve">(con)</w:t>
+      </w:r>
+    </w:p>
+    <w:p>
+      <w:pPr>
+        <w:pStyle w:val="SourceCode"/>
+      </w:pPr>
+      <w:r>
+        <w:rPr>
+          <w:rStyle w:val="VerbatimChar"/>
+        </w:rPr>
+        <w:t xml:space="preserve">## [1] "messwerte"</w:t>
+      </w:r>
+    </w:p>
+    <w:p>
+      <w:pPr>
+        <w:pStyle w:val="SourceCode"/>
+      </w:pPr>
+      <w:r>
+        <w:rPr>
+          <w:rStyle w:val="FunctionTok"/>
+        </w:rPr>
+        <w:t xml:space="preserve">dbListFields</w:t>
+      </w:r>
+      <w:r>
+        <w:rPr>
+          <w:rStyle w:val="NormalTok"/>
+        </w:rPr>
+        <w:t xml:space="preserve">(con, </w:t>
+      </w:r>
+      <w:r>
+        <w:rPr>
+          <w:rStyle w:val="StringTok"/>
+        </w:rPr>
+        <w:t xml:space="preserve">"messwerte"</w:t>
+      </w:r>
+      <w:r>
+        <w:rPr>
+          <w:rStyle w:val="NormalTok"/>
+        </w:rPr>
+        <w:t xml:space="preserve">)</w:t>
+      </w:r>
+    </w:p>
+    <w:p>
+      <w:pPr>
+        <w:pStyle w:val="SourceCode"/>
+      </w:pPr>
+      <w:r>
+        <w:rPr>
+          <w:rStyle w:val="VerbatimChar"/>
+        </w:rPr>
+        <w:t xml:space="preserve">## [1] "zeit"     "pegelRoh" "datum"    "station"</w:t>
+      </w:r>
+    </w:p>
+    <w:p>
+      <w:pPr>
+        <w:pStyle w:val="SourceCode"/>
+      </w:pPr>
+      <w:r>
+        <w:rPr>
+          <w:rStyle w:val="FunctionTok"/>
+        </w:rPr>
+        <w:t xml:space="preserve">cat</w:t>
+      </w:r>
+      <w:r>
+        <w:rPr>
+          <w:rStyle w:val="NormalTok"/>
+        </w:rPr>
+        <w:t xml:space="preserve">(</w:t>
+      </w:r>
+      <w:r>
+        <w:rPr>
+          <w:rStyle w:val="StringTok"/>
+        </w:rPr>
+        <w:t xml:space="preserve">"5 zufällige Zeilen der Tabelle:</w:t>
+      </w:r>
+      <w:r>
+        <w:rPr>
+          <w:rStyle w:val="SpecialCharTok"/>
+        </w:rPr>
+        <w:t xml:space="preserve">\n</w:t>
+      </w:r>
+      <w:r>
+        <w:rPr>
+          <w:rStyle w:val="StringTok"/>
+        </w:rPr>
+        <w:t xml:space="preserve">"</w:t>
+      </w:r>
+      <w:r>
+        <w:rPr>
+          <w:rStyle w:val="NormalTok"/>
+        </w:rPr>
+        <w:t xml:space="preserve">)</w:t>
+      </w:r>
+    </w:p>
+    <w:p>
+      <w:pPr>
+        <w:pStyle w:val="SourceCode"/>
+      </w:pPr>
+      <w:r>
+        <w:rPr>
+          <w:rStyle w:val="VerbatimChar"/>
+        </w:rPr>
+        <w:t xml:space="preserve">## 5 zufällige Zeilen der Tabelle:</w:t>
+      </w:r>
+    </w:p>
+    <w:p>
+      <w:pPr>
+        <w:pStyle w:val="SourceCode"/>
+      </w:pPr>
+      <w:r>
+        <w:rPr>
+          <w:rStyle w:val="FunctionTok"/>
+        </w:rPr>
+        <w:t xml:space="preserve">dbGetQuery</w:t>
+      </w:r>
+      <w:r>
+        <w:rPr>
+          <w:rStyle w:val="NormalTok"/>
+        </w:rPr>
+        <w:t xml:space="preserve">(con, </w:t>
+      </w:r>
+      <w:r>
+        <w:rPr>
+          <w:rStyle w:val="StringTok"/>
+        </w:rPr>
+        <w:t xml:space="preserve">"SELECT * FROM messwerte ORDER BY RANDOM() LIMIT 5;"</w:t>
+      </w:r>
+      <w:r>
+        <w:rPr>
+          <w:rStyle w:val="NormalTok"/>
+        </w:rPr>
+        <w:t xml:space="preserve">)</w:t>
+      </w:r>
+    </w:p>
+    <w:p>
+      <w:pPr>
+        <w:pStyle w:val="SourceCode"/>
+      </w:pPr>
+      <w:r>
+        <w:rPr>
+          <w:rStyle w:val="VerbatimChar"/>
+        </w:rPr>
+        <w:t xml:space="preserve">##       zeit pegelRoh      datum station</w:t>
+      </w:r>
+      <w:r>
+        <w:br/>
+      </w:r>
+      <w:r>
+        <w:rPr>
+          <w:rStyle w:val="VerbatimChar"/>
+        </w:rPr>
+        <w:t xml:space="preserve">## 1 23:02:50       50 2025-12-18     117</w:t>
+      </w:r>
+      <w:r>
+        <w:br/>
+      </w:r>
+      <w:r>
+        <w:rPr>
+          <w:rStyle w:val="VerbatimChar"/>
+        </w:rPr>
+        <w:t xml:space="preserve">## 2 13:31:24       45 2024-11-12     117</w:t>
+      </w:r>
+      <w:r>
+        <w:br/>
+      </w:r>
+      <w:r>
+        <w:rPr>
+          <w:rStyle w:val="VerbatimChar"/>
+        </w:rPr>
+        <w:t xml:space="preserve">## 3 17:59:57       67 2024-08-22      74</w:t>
+      </w:r>
+      <w:r>
+        <w:br/>
+      </w:r>
+      <w:r>
+        <w:rPr>
+          <w:rStyle w:val="VerbatimChar"/>
+        </w:rPr>
+        <w:t xml:space="preserve">## 4 18:37:03       51 2024-09-05      74</w:t>
+      </w:r>
+      <w:r>
+        <w:br/>
+      </w:r>
+      <w:r>
+        <w:rPr>
+          <w:rStyle w:val="VerbatimChar"/>
+        </w:rPr>
+        <w:t xml:space="preserve">## 5 23:46:31       45 2024-09-06      74</w:t>
+      </w:r>
+    </w:p>
+    <w:bookmarkEnd w:id="22"/>
+    <w:bookmarkStart w:id="26" w:name="manipulation-der-daten"/>
+    <w:p>
+      <w:pPr>
+        <w:pStyle w:val="Heading2"/>
+      </w:pPr>
+      <w:r>
+        <w:t xml:space="preserve">Manipulation der Daten</w:t>
+      </w:r>
+    </w:p>
+    <w:p>
+      <w:pPr>
+        <w:pStyle w:val="SourceCode"/>
+      </w:pPr>
+      <w:r>
+        <w:rPr>
+          <w:rStyle w:val="NormalTok"/>
+        </w:rPr>
+        <w:t xml:space="preserve">messwerte_db </w:t>
+      </w:r>
+      <w:r>
+        <w:rPr>
+          <w:rStyle w:val="OtherTok"/>
+        </w:rPr>
+        <w:t xml:space="preserve">&lt;-</w:t>
+      </w:r>
+      <w:r>
+        <w:rPr>
+          <w:rStyle w:val="NormalTok"/>
+        </w:rPr>
+        <w:t xml:space="preserve"> </w:t>
+      </w:r>
+      <w:r>
+        <w:rPr>
+          <w:rStyle w:val="FunctionTok"/>
+        </w:rPr>
+        <w:t xml:space="preserve">tbl</w:t>
+      </w:r>
+      <w:r>
+        <w:rPr>
+          <w:rStyle w:val="NormalTok"/>
+        </w:rPr>
+        <w:t xml:space="preserve">(con, </w:t>
+      </w:r>
+      <w:r>
+        <w:rPr>
+          <w:rStyle w:val="StringTok"/>
+        </w:rPr>
+        <w:t xml:space="preserve">"messwerte"</w:t>
+      </w:r>
+      <w:r>
+        <w:rPr>
+          <w:rStyle w:val="NormalTok"/>
+        </w:rPr>
+        <w:t xml:space="preserve">)</w:t>
+      </w:r>
+      <w:r>
+        <w:br/>
+      </w:r>
+      <w:r>
+        <w:br/>
+      </w:r>
+      <w:r>
+        <w:rPr>
+          <w:rStyle w:val="NormalTok"/>
+        </w:rPr>
+        <w:t xml:space="preserve">query </w:t>
+      </w:r>
+      <w:r>
+        <w:rPr>
+          <w:rStyle w:val="OtherTok"/>
+        </w:rPr>
+        <w:t xml:space="preserve">&lt;-</w:t>
+      </w:r>
+      <w:r>
+        <w:rPr>
+          <w:rStyle w:val="NormalTok"/>
+        </w:rPr>
+        <w:t xml:space="preserve"> messwerte_db </w:t>
+      </w:r>
+      <w:r>
+        <w:rPr>
+          <w:rStyle w:val="SpecialCharTok"/>
+        </w:rPr>
+        <w:t xml:space="preserve">%&gt;%</w:t>
+      </w:r>
+      <w:r>
+        <w:br/>
+      </w:r>
+      <w:r>
+        <w:rPr>
+          <w:rStyle w:val="NormalTok"/>
+        </w:rPr>
+        <w:t xml:space="preserve">  </w:t>
+      </w:r>
+      <w:r>
+        <w:rPr>
+          <w:rStyle w:val="FunctionTok"/>
+        </w:rPr>
+        <w:t xml:space="preserve">mutate</w:t>
+      </w:r>
+      <w:r>
+        <w:rPr>
+          <w:rStyle w:val="NormalTok"/>
+        </w:rPr>
+        <w:t xml:space="preserve">(</w:t>
+      </w:r>
+      <w:r>
+        <w:br/>
+      </w:r>
+      <w:r>
+        <w:rPr>
+          <w:rStyle w:val="NormalTok"/>
+        </w:rPr>
+        <w:t xml:space="preserve">    </w:t>
+      </w:r>
+      <w:r>
+        <w:rPr>
+          <w:rStyle w:val="AttributeTok"/>
+        </w:rPr>
+        <w:t xml:space="preserve">stunde =</w:t>
+      </w:r>
+      <w:r>
+        <w:rPr>
+          <w:rStyle w:val="NormalTok"/>
+        </w:rPr>
+        <w:t xml:space="preserve"> </w:t>
+      </w:r>
+      <w:r>
+        <w:rPr>
+          <w:rStyle w:val="FunctionTok"/>
+        </w:rPr>
+        <w:t xml:space="preserve">as.integer</w:t>
+      </w:r>
+      <w:r>
+        <w:rPr>
+          <w:rStyle w:val="NormalTok"/>
+        </w:rPr>
+        <w:t xml:space="preserve">(</w:t>
+      </w:r>
+      <w:r>
+        <w:rPr>
+          <w:rStyle w:val="FunctionTok"/>
+        </w:rPr>
+        <w:t xml:space="preserve">substr</w:t>
+      </w:r>
+      <w:r>
+        <w:rPr>
+          <w:rStyle w:val="NormalTok"/>
+        </w:rPr>
+        <w:t xml:space="preserve">(zeit, </w:t>
+      </w:r>
+      <w:r>
+        <w:rPr>
+          <w:rStyle w:val="DecValTok"/>
+        </w:rPr>
+        <w:t xml:space="preserve">1</w:t>
+      </w:r>
+      <w:r>
+        <w:rPr>
+          <w:rStyle w:val="NormalTok"/>
+        </w:rPr>
+        <w:t xml:space="preserve">, </w:t>
+      </w:r>
+      <w:r>
+        <w:rPr>
+          <w:rStyle w:val="DecValTok"/>
+        </w:rPr>
+        <w:t xml:space="preserve">2</w:t>
+      </w:r>
+      <w:r>
+        <w:rPr>
+          <w:rStyle w:val="NormalTok"/>
+        </w:rPr>
+        <w:t xml:space="preserve">)),</w:t>
+      </w:r>
+      <w:r>
+        <w:br/>
+      </w:r>
+      <w:r>
+        <w:rPr>
+          <w:rStyle w:val="NormalTok"/>
+        </w:rPr>
+        <w:t xml:space="preserve">    </w:t>
+      </w:r>
+      <w:r>
+        <w:rPr>
+          <w:rStyle w:val="AttributeTok"/>
+        </w:rPr>
+        <w:t xml:space="preserve">tageszeit =</w:t>
+      </w:r>
+      <w:r>
+        <w:rPr>
+          <w:rStyle w:val="NormalTok"/>
+        </w:rPr>
+        <w:t xml:space="preserve"> </w:t>
+      </w:r>
+      <w:r>
+        <w:rPr>
+          <w:rStyle w:val="FunctionTok"/>
+        </w:rPr>
+        <w:t xml:space="preserve">case_when</w:t>
+      </w:r>
+      <w:r>
+        <w:rPr>
+          <w:rStyle w:val="NormalTok"/>
+        </w:rPr>
+        <w:t xml:space="preserve">(stunde </w:t>
+      </w:r>
+      <w:r>
+        <w:rPr>
+          <w:rStyle w:val="SpecialCharTok"/>
+        </w:rPr>
+        <w:t xml:space="preserve">&gt;=</w:t>
+      </w:r>
+      <w:r>
+        <w:rPr>
+          <w:rStyle w:val="NormalTok"/>
+        </w:rPr>
+        <w:t xml:space="preserve"> </w:t>
+      </w:r>
+      <w:r>
+        <w:rPr>
+          <w:rStyle w:val="DecValTok"/>
+        </w:rPr>
+        <w:t xml:space="preserve">6</w:t>
+      </w:r>
+      <w:r>
+        <w:rPr>
+          <w:rStyle w:val="NormalTok"/>
+        </w:rPr>
+        <w:t xml:space="preserve">  </w:t>
+      </w:r>
+      <w:r>
+        <w:rPr>
+          <w:rStyle w:val="SpecialCharTok"/>
+        </w:rPr>
+        <w:t xml:space="preserve">&amp;</w:t>
+      </w:r>
+      <w:r>
+        <w:br/>
+      </w:r>
+      <w:r>
+        <w:rPr>
+          <w:rStyle w:val="NormalTok"/>
+        </w:rPr>
+        <w:t xml:space="preserve">                            stunde </w:t>
+      </w:r>
+      <w:r>
+        <w:rPr>
+          <w:rStyle w:val="SpecialCharTok"/>
+        </w:rPr>
+        <w:t xml:space="preserve">&lt;</w:t>
+      </w:r>
+      <w:r>
+        <w:rPr>
+          <w:rStyle w:val="NormalTok"/>
+        </w:rPr>
+        <w:t xml:space="preserve"> </w:t>
+      </w:r>
+      <w:r>
+        <w:rPr>
+          <w:rStyle w:val="DecValTok"/>
+        </w:rPr>
+        <w:t xml:space="preserve">18</w:t>
+      </w:r>
+      <w:r>
+        <w:rPr>
+          <w:rStyle w:val="NormalTok"/>
+        </w:rPr>
+        <w:t xml:space="preserve"> </w:t>
+      </w:r>
+      <w:r>
+        <w:rPr>
+          <w:rStyle w:val="SpecialCharTok"/>
+        </w:rPr>
+        <w:t xml:space="preserve">~</w:t>
+      </w:r>
+      <w:r>
+        <w:rPr>
+          <w:rStyle w:val="NormalTok"/>
+        </w:rPr>
+        <w:t xml:space="preserve"> </w:t>
+      </w:r>
+      <w:r>
+        <w:rPr>
+          <w:rStyle w:val="StringTok"/>
+        </w:rPr>
+        <w:t xml:space="preserve">"D"</w:t>
+      </w:r>
+      <w:r>
+        <w:rPr>
+          <w:rStyle w:val="NormalTok"/>
+        </w:rPr>
+        <w:t xml:space="preserve">, stunde </w:t>
+      </w:r>
+      <w:r>
+        <w:rPr>
+          <w:rStyle w:val="SpecialCharTok"/>
+        </w:rPr>
+        <w:t xml:space="preserve">&gt;=</w:t>
+      </w:r>
+      <w:r>
+        <w:rPr>
+          <w:rStyle w:val="NormalTok"/>
+        </w:rPr>
+        <w:t xml:space="preserve"> </w:t>
+      </w:r>
+      <w:r>
+        <w:rPr>
+          <w:rStyle w:val="DecValTok"/>
+        </w:rPr>
+        <w:t xml:space="preserve">18</w:t>
+      </w:r>
+      <w:r>
+        <w:rPr>
+          <w:rStyle w:val="NormalTok"/>
+        </w:rPr>
+        <w:t xml:space="preserve"> </w:t>
+      </w:r>
+      <w:r>
+        <w:rPr>
+          <w:rStyle w:val="SpecialCharTok"/>
+        </w:rPr>
+        <w:t xml:space="preserve">&amp;</w:t>
+      </w:r>
+      <w:r>
+        <w:br/>
+      </w:r>
+      <w:r>
+        <w:rPr>
+          <w:rStyle w:val="NormalTok"/>
+        </w:rPr>
+        <w:t xml:space="preserve">                            stunde </w:t>
+      </w:r>
+      <w:r>
+        <w:rPr>
+          <w:rStyle w:val="SpecialCharTok"/>
+        </w:rPr>
+        <w:t xml:space="preserve">&lt;</w:t>
+      </w:r>
+      <w:r>
+        <w:rPr>
+          <w:rStyle w:val="NormalTok"/>
+        </w:rPr>
+        <w:t xml:space="preserve"> </w:t>
+      </w:r>
+      <w:r>
+        <w:rPr>
+          <w:rStyle w:val="DecValTok"/>
+        </w:rPr>
+        <w:t xml:space="preserve">22</w:t>
+      </w:r>
+      <w:r>
+        <w:rPr>
+          <w:rStyle w:val="NormalTok"/>
+        </w:rPr>
+        <w:t xml:space="preserve"> </w:t>
+      </w:r>
+      <w:r>
+        <w:rPr>
+          <w:rStyle w:val="SpecialCharTok"/>
+        </w:rPr>
+        <w:t xml:space="preserve">~</w:t>
+      </w:r>
+      <w:r>
+        <w:rPr>
+          <w:rStyle w:val="NormalTok"/>
+        </w:rPr>
+        <w:t xml:space="preserve"> </w:t>
+      </w:r>
+      <w:r>
+        <w:rPr>
+          <w:rStyle w:val="StringTok"/>
+        </w:rPr>
+        <w:t xml:space="preserve">"E"</w:t>
+      </w:r>
+      <w:r>
+        <w:rPr>
+          <w:rStyle w:val="NormalTok"/>
+        </w:rPr>
+        <w:t xml:space="preserve">, </w:t>
+      </w:r>
+      <w:r>
+        <w:rPr>
+          <w:rStyle w:val="ConstantTok"/>
+        </w:rPr>
+        <w:t xml:space="preserve">TRUE</w:t>
+      </w:r>
+      <w:r>
+        <w:rPr>
+          <w:rStyle w:val="NormalTok"/>
+        </w:rPr>
+        <w:t xml:space="preserve">                       </w:t>
+      </w:r>
+      <w:r>
+        <w:rPr>
+          <w:rStyle w:val="SpecialCharTok"/>
+        </w:rPr>
+        <w:t xml:space="preserve">~</w:t>
+      </w:r>
+      <w:r>
+        <w:rPr>
+          <w:rStyle w:val="NormalTok"/>
+        </w:rPr>
+        <w:t xml:space="preserve"> </w:t>
+      </w:r>
+      <w:r>
+        <w:rPr>
+          <w:rStyle w:val="StringTok"/>
+        </w:rPr>
+        <w:t xml:space="preserve">"N"</w:t>
+      </w:r>
+      <w:r>
+        <w:rPr>
+          <w:rStyle w:val="NormalTok"/>
+        </w:rPr>
+        <w:t xml:space="preserve">)</w:t>
+      </w:r>
+      <w:r>
+        <w:br/>
+      </w:r>
+      <w:r>
+        <w:rPr>
+          <w:rStyle w:val="NormalTok"/>
+        </w:rPr>
+        <w:t xml:space="preserve">  ) </w:t>
+      </w:r>
+      <w:r>
+        <w:rPr>
+          <w:rStyle w:val="SpecialCharTok"/>
+        </w:rPr>
+        <w:t xml:space="preserve">%&gt;%</w:t>
+      </w:r>
+      <w:r>
+        <w:br/>
+      </w:r>
+      <w:r>
+        <w:rPr>
+          <w:rStyle w:val="NormalTok"/>
+        </w:rPr>
+        <w:t xml:space="preserve">  </w:t>
+      </w:r>
+      <w:r>
+        <w:rPr>
+          <w:rStyle w:val="FunctionTok"/>
+        </w:rPr>
+        <w:t xml:space="preserve">select</w:t>
+      </w:r>
+      <w:r>
+        <w:rPr>
+          <w:rStyle w:val="NormalTok"/>
+        </w:rPr>
+        <w:t xml:space="preserve">(</w:t>
+      </w:r>
+      <w:r>
+        <w:rPr>
+          <w:rStyle w:val="SpecialCharTok"/>
+        </w:rPr>
+        <w:t xml:space="preserve">-</w:t>
+      </w:r>
+      <w:r>
+        <w:rPr>
+          <w:rStyle w:val="NormalTok"/>
+        </w:rPr>
+        <w:t xml:space="preserve">stunde) </w:t>
+      </w:r>
+      <w:r>
+        <w:rPr>
+          <w:rStyle w:val="SpecialCharTok"/>
+        </w:rPr>
+        <w:t xml:space="preserve">%&gt;%</w:t>
+      </w:r>
+      <w:r>
+        <w:br/>
+      </w:r>
+      <w:r>
+        <w:rPr>
+          <w:rStyle w:val="NormalTok"/>
+        </w:rPr>
+        <w:t xml:space="preserve">  </w:t>
+      </w:r>
+      <w:r>
+        <w:rPr>
+          <w:rStyle w:val="FunctionTok"/>
+        </w:rPr>
+        <w:t xml:space="preserve">mutate</w:t>
+      </w:r>
+      <w:r>
+        <w:rPr>
+          <w:rStyle w:val="NormalTok"/>
+        </w:rPr>
+        <w:t xml:space="preserve">(</w:t>
+      </w:r>
+      <w:r>
+        <w:rPr>
+          <w:rStyle w:val="AttributeTok"/>
+        </w:rPr>
+        <w:t xml:space="preserve">vorbeiflug =</w:t>
+      </w:r>
+      <w:r>
+        <w:br/>
+      </w:r>
+      <w:r>
+        <w:rPr>
+          <w:rStyle w:val="NormalTok"/>
+        </w:rPr>
+        <w:t xml:space="preserve">           </w:t>
+      </w:r>
+      <w:r>
+        <w:rPr>
+          <w:rStyle w:val="FunctionTok"/>
+        </w:rPr>
+        <w:t xml:space="preserve">case_when</w:t>
+      </w:r>
+      <w:r>
+        <w:rPr>
+          <w:rStyle w:val="NormalTok"/>
+        </w:rPr>
+        <w:t xml:space="preserve">(pegelRoh </w:t>
+      </w:r>
+      <w:r>
+        <w:rPr>
+          <w:rStyle w:val="SpecialCharTok"/>
+        </w:rPr>
+        <w:t xml:space="preserve">&gt;</w:t>
+      </w:r>
+      <w:r>
+        <w:rPr>
+          <w:rStyle w:val="NormalTok"/>
+        </w:rPr>
+        <w:t xml:space="preserve"> </w:t>
+      </w:r>
+      <w:r>
+        <w:rPr>
+          <w:rStyle w:val="DecValTok"/>
+        </w:rPr>
+        <w:t xml:space="preserve">127</w:t>
+      </w:r>
+      <w:r>
+        <w:rPr>
+          <w:rStyle w:val="NormalTok"/>
+        </w:rPr>
+        <w:t xml:space="preserve"> </w:t>
+      </w:r>
+      <w:r>
+        <w:rPr>
+          <w:rStyle w:val="SpecialCharTok"/>
+        </w:rPr>
+        <w:t xml:space="preserve">~</w:t>
+      </w:r>
+      <w:r>
+        <w:rPr>
+          <w:rStyle w:val="NormalTok"/>
+        </w:rPr>
+        <w:t xml:space="preserve"> </w:t>
+      </w:r>
+      <w:r>
+        <w:rPr>
+          <w:rStyle w:val="DecValTok"/>
+        </w:rPr>
+        <w:t xml:space="preserve">1</w:t>
+      </w:r>
+      <w:r>
+        <w:rPr>
+          <w:rStyle w:val="NormalTok"/>
+        </w:rPr>
+        <w:t xml:space="preserve">, </w:t>
+      </w:r>
+      <w:r>
+        <w:rPr>
+          <w:rStyle w:val="ConstantTok"/>
+        </w:rPr>
+        <w:t xml:space="preserve">TRUE</w:t>
+      </w:r>
+      <w:r>
+        <w:rPr>
+          <w:rStyle w:val="NormalTok"/>
+        </w:rPr>
+        <w:t xml:space="preserve">            </w:t>
+      </w:r>
+      <w:r>
+        <w:rPr>
+          <w:rStyle w:val="SpecialCharTok"/>
+        </w:rPr>
+        <w:t xml:space="preserve">~</w:t>
+      </w:r>
+      <w:r>
+        <w:rPr>
+          <w:rStyle w:val="NormalTok"/>
+        </w:rPr>
+        <w:t xml:space="preserve"> </w:t>
+      </w:r>
+      <w:r>
+        <w:rPr>
+          <w:rStyle w:val="DecValTok"/>
+        </w:rPr>
+        <w:t xml:space="preserve">0</w:t>
+      </w:r>
+      <w:r>
+        <w:rPr>
+          <w:rStyle w:val="NormalTok"/>
+        </w:rPr>
+        <w:t xml:space="preserve">)) </w:t>
+      </w:r>
+      <w:r>
+        <w:rPr>
+          <w:rStyle w:val="SpecialCharTok"/>
+        </w:rPr>
+        <w:t xml:space="preserve">%&gt;%</w:t>
+      </w:r>
+      <w:r>
+        <w:br/>
+      </w:r>
+      <w:r>
+        <w:rPr>
+          <w:rStyle w:val="NormalTok"/>
+        </w:rPr>
+        <w:t xml:space="preserve">  </w:t>
+      </w:r>
+      <w:r>
+        <w:rPr>
+          <w:rStyle w:val="FunctionTok"/>
+        </w:rPr>
+        <w:t xml:space="preserve">mutate</w:t>
+      </w:r>
+      <w:r>
+        <w:rPr>
+          <w:rStyle w:val="NormalTok"/>
+        </w:rPr>
+        <w:t xml:space="preserve">(</w:t>
+      </w:r>
+      <w:r>
+        <w:rPr>
+          <w:rStyle w:val="AttributeTok"/>
+        </w:rPr>
+        <w:t xml:space="preserve">pegel =</w:t>
+      </w:r>
+      <w:r>
+        <w:rPr>
+          <w:rStyle w:val="NormalTok"/>
+        </w:rPr>
+        <w:t xml:space="preserve"> pegelRoh </w:t>
+      </w:r>
+      <w:r>
+        <w:rPr>
+          <w:rStyle w:val="SpecialCharTok"/>
+        </w:rPr>
+        <w:t xml:space="preserve">-</w:t>
+      </w:r>
+      <w:r>
+        <w:rPr>
+          <w:rStyle w:val="NormalTok"/>
+        </w:rPr>
+        <w:t xml:space="preserve"> </w:t>
+      </w:r>
+      <w:r>
+        <w:rPr>
+          <w:rStyle w:val="DecValTok"/>
+        </w:rPr>
+        <w:t xml:space="preserve">128</w:t>
+      </w:r>
+      <w:r>
+        <w:rPr>
+          <w:rStyle w:val="NormalTok"/>
+        </w:rPr>
+        <w:t xml:space="preserve"> </w:t>
+      </w:r>
+      <w:r>
+        <w:rPr>
+          <w:rStyle w:val="SpecialCharTok"/>
+        </w:rPr>
+        <w:t xml:space="preserve">*</w:t>
+      </w:r>
+      <w:r>
+        <w:rPr>
+          <w:rStyle w:val="NormalTok"/>
+        </w:rPr>
+        <w:t xml:space="preserve"> vorbeiflug) </w:t>
+      </w:r>
+      <w:r>
+        <w:rPr>
+          <w:rStyle w:val="SpecialCharTok"/>
+        </w:rPr>
+        <w:t xml:space="preserve">%&gt;%</w:t>
+      </w:r>
+      <w:r>
+        <w:br/>
+      </w:r>
+      <w:r>
+        <w:rPr>
+          <w:rStyle w:val="NormalTok"/>
+        </w:rPr>
+        <w:t xml:space="preserve">  </w:t>
+      </w:r>
+      <w:r>
+        <w:rPr>
+          <w:rStyle w:val="CommentTok"/>
+        </w:rPr>
+        <w:t xml:space="preserve">#Überprüfe ob es vor oder nach dem Umstelldatum 15.8.2025 ist</w:t>
+      </w:r>
+      <w:r>
+        <w:br/>
+      </w:r>
+      <w:r>
+        <w:rPr>
+          <w:rStyle w:val="NormalTok"/>
+        </w:rPr>
+        <w:t xml:space="preserve">  </w:t>
+      </w:r>
+      <w:r>
+        <w:rPr>
+          <w:rStyle w:val="FunctionTok"/>
+        </w:rPr>
+        <w:t xml:space="preserve">mutate</w:t>
+      </w:r>
+      <w:r>
+        <w:rPr>
+          <w:rStyle w:val="NormalTok"/>
+        </w:rPr>
+        <w:t xml:space="preserve">(</w:t>
+      </w:r>
+      <w:r>
+        <w:br/>
+      </w:r>
+      <w:r>
+        <w:rPr>
+          <w:rStyle w:val="NormalTok"/>
+        </w:rPr>
+        <w:t xml:space="preserve">    </w:t>
+      </w:r>
+      <w:r>
+        <w:rPr>
+          <w:rStyle w:val="AttributeTok"/>
+        </w:rPr>
+        <w:t xml:space="preserve">vorhernachher =</w:t>
+      </w:r>
+      <w:r>
+        <w:rPr>
+          <w:rStyle w:val="NormalTok"/>
+        </w:rPr>
+        <w:t xml:space="preserve"> </w:t>
+      </w:r>
+      <w:r>
+        <w:rPr>
+          <w:rStyle w:val="FunctionTok"/>
+        </w:rPr>
+        <w:t xml:space="preserve">case_when</w:t>
+      </w:r>
+      <w:r>
+        <w:rPr>
+          <w:rStyle w:val="NormalTok"/>
+        </w:rPr>
+        <w:t xml:space="preserve">(</w:t>
+      </w:r>
+      <w:r>
+        <w:br/>
+      </w:r>
+      <w:r>
+        <w:rPr>
+          <w:rStyle w:val="NormalTok"/>
+        </w:rPr>
+        <w:t xml:space="preserve">      lubridate</w:t>
+      </w:r>
+      <w:r>
+        <w:rPr>
+          <w:rStyle w:val="SpecialCharTok"/>
+        </w:rPr>
+        <w:t xml:space="preserve">::</w:t>
+      </w:r>
+      <w:r>
+        <w:rPr>
+          <w:rStyle w:val="FunctionTok"/>
+        </w:rPr>
+        <w:t xml:space="preserve">as_date</w:t>
+      </w:r>
+      <w:r>
+        <w:rPr>
+          <w:rStyle w:val="NormalTok"/>
+        </w:rPr>
+        <w:t xml:space="preserve">(</w:t>
+      </w:r>
+      <w:r>
+        <w:rPr>
+          <w:rStyle w:val="StringTok"/>
+        </w:rPr>
+        <w:t xml:space="preserve">"2025-08-15"</w:t>
+      </w:r>
+      <w:r>
+        <w:rPr>
+          <w:rStyle w:val="NormalTok"/>
+        </w:rPr>
+        <w:t xml:space="preserve">) </w:t>
+      </w:r>
+      <w:r>
+        <w:rPr>
+          <w:rStyle w:val="SpecialCharTok"/>
+        </w:rPr>
+        <w:t xml:space="preserve">&lt;</w:t>
+      </w:r>
+      <w:r>
+        <w:rPr>
+          <w:rStyle w:val="NormalTok"/>
+        </w:rPr>
+        <w:t xml:space="preserve"> lubridate</w:t>
+      </w:r>
+      <w:r>
+        <w:rPr>
+          <w:rStyle w:val="SpecialCharTok"/>
+        </w:rPr>
+        <w:t xml:space="preserve">::</w:t>
+      </w:r>
+      <w:r>
+        <w:rPr>
+          <w:rStyle w:val="FunctionTok"/>
+        </w:rPr>
+        <w:t xml:space="preserve">as_date</w:t>
+      </w:r>
+      <w:r>
+        <w:rPr>
+          <w:rStyle w:val="NormalTok"/>
+        </w:rPr>
+        <w:t xml:space="preserve">(datum) </w:t>
+      </w:r>
+      <w:r>
+        <w:rPr>
+          <w:rStyle w:val="SpecialCharTok"/>
+        </w:rPr>
+        <w:t xml:space="preserve">~</w:t>
+      </w:r>
+      <w:r>
+        <w:rPr>
+          <w:rStyle w:val="NormalTok"/>
+        </w:rPr>
+        <w:t xml:space="preserve"> </w:t>
+      </w:r>
+      <w:r>
+        <w:rPr>
+          <w:rStyle w:val="StringTok"/>
+        </w:rPr>
+        <w:t xml:space="preserve">"nachher"</w:t>
+      </w:r>
+      <w:r>
+        <w:rPr>
+          <w:rStyle w:val="NormalTok"/>
+        </w:rPr>
+        <w:t xml:space="preserve">,</w:t>
+      </w:r>
+      <w:r>
+        <w:br/>
+      </w:r>
+      <w:r>
+        <w:rPr>
+          <w:rStyle w:val="NormalTok"/>
+        </w:rPr>
+        <w:t xml:space="preserve">      </w:t>
+      </w:r>
+      <w:r>
+        <w:rPr>
+          <w:rStyle w:val="ConstantTok"/>
+        </w:rPr>
+        <w:t xml:space="preserve">TRUE</w:t>
+      </w:r>
+      <w:r>
+        <w:rPr>
+          <w:rStyle w:val="NormalTok"/>
+        </w:rPr>
+        <w:t xml:space="preserve"> </w:t>
+      </w:r>
+      <w:r>
+        <w:rPr>
+          <w:rStyle w:val="SpecialCharTok"/>
+        </w:rPr>
+        <w:t xml:space="preserve">~</w:t>
+      </w:r>
+      <w:r>
+        <w:rPr>
+          <w:rStyle w:val="NormalTok"/>
+        </w:rPr>
+        <w:t xml:space="preserve"> </w:t>
+      </w:r>
+      <w:r>
+        <w:rPr>
+          <w:rStyle w:val="StringTok"/>
+        </w:rPr>
+        <w:t xml:space="preserve">"vorher"</w:t>
+      </w:r>
+      <w:r>
+        <w:br/>
+      </w:r>
+      <w:r>
+        <w:rPr>
+          <w:rStyle w:val="NormalTok"/>
+        </w:rPr>
+        <w:t xml:space="preserve">    )</w:t>
+      </w:r>
+      <w:r>
+        <w:br/>
+      </w:r>
+      <w:r>
+        <w:rPr>
+          <w:rStyle w:val="NormalTok"/>
+        </w:rPr>
+        <w:t xml:space="preserve">  )</w:t>
+      </w:r>
+      <w:r>
+        <w:br/>
+      </w:r>
+      <w:r>
+        <w:br/>
+      </w:r>
+      <w:r>
+        <w:rPr>
+          <w:rStyle w:val="NormalTok"/>
+        </w:rPr>
+        <w:t xml:space="preserve">sql_select </w:t>
+      </w:r>
+      <w:r>
+        <w:rPr>
+          <w:rStyle w:val="OtherTok"/>
+        </w:rPr>
+        <w:t xml:space="preserve">&lt;-</w:t>
+      </w:r>
+      <w:r>
+        <w:rPr>
+          <w:rStyle w:val="NormalTok"/>
+        </w:rPr>
+        <w:t xml:space="preserve"> dbplyr</w:t>
+      </w:r>
+      <w:r>
+        <w:rPr>
+          <w:rStyle w:val="SpecialCharTok"/>
+        </w:rPr>
+        <w:t xml:space="preserve">::</w:t>
+      </w:r>
+      <w:r>
+        <w:rPr>
+          <w:rStyle w:val="FunctionTok"/>
+        </w:rPr>
+        <w:t xml:space="preserve">sql_render</w:t>
+      </w:r>
+      <w:r>
+        <w:rPr>
+          <w:rStyle w:val="NormalTok"/>
+        </w:rPr>
+        <w:t xml:space="preserve">(query)</w:t>
+      </w:r>
+      <w:r>
+        <w:br/>
+      </w:r>
+      <w:r>
+        <w:rPr>
+          <w:rStyle w:val="CommentTok"/>
+        </w:rPr>
+        <w:t xml:space="preserve">#cat(sql_select)</w:t>
+      </w:r>
+      <w:r>
+        <w:br/>
+      </w:r>
+      <w:r>
+        <w:rPr>
+          <w:rStyle w:val="NormalTok"/>
+        </w:rPr>
+        <w:t xml:space="preserve">sql_prod </w:t>
+      </w:r>
+      <w:r>
+        <w:rPr>
+          <w:rStyle w:val="OtherTok"/>
+        </w:rPr>
+        <w:t xml:space="preserve">&lt;-</w:t>
+      </w:r>
+      <w:r>
+        <w:rPr>
+          <w:rStyle w:val="NormalTok"/>
+        </w:rPr>
+        <w:t xml:space="preserve"> glue</w:t>
+      </w:r>
+      <w:r>
+        <w:rPr>
+          <w:rStyle w:val="SpecialCharTok"/>
+        </w:rPr>
+        <w:t xml:space="preserve">::</w:t>
+      </w:r>
+      <w:r>
+        <w:rPr>
+          <w:rStyle w:val="FunctionTok"/>
+        </w:rPr>
+        <w:t xml:space="preserve">glue</w:t>
+      </w:r>
+      <w:r>
+        <w:rPr>
+          <w:rStyle w:val="NormalTok"/>
+        </w:rPr>
+        <w:t xml:space="preserve">(</w:t>
+      </w:r>
+      <w:r>
+        <w:rPr>
+          <w:rStyle w:val="StringTok"/>
+        </w:rPr>
+        <w:t xml:space="preserve">"</w:t>
+      </w:r>
+      <w:r>
+        <w:br/>
+      </w:r>
+      <w:r>
+        <w:rPr>
+          <w:rStyle w:val="StringTok"/>
+        </w:rPr>
+        <w:t xml:space="preserve">  CREATE OR REPLACE TABLE messwerte AS</w:t>
+      </w:r>
+      <w:r>
+        <w:br/>
+      </w:r>
+      <w:r>
+        <w:rPr>
+          <w:rStyle w:val="StringTok"/>
+        </w:rPr>
+        <w:t xml:space="preserve">  {sql_select}</w:t>
+      </w:r>
+      <w:r>
+        <w:br/>
+      </w:r>
+      <w:r>
+        <w:rPr>
+          <w:rStyle w:val="StringTok"/>
+        </w:rPr>
+        <w:t xml:space="preserve">"</w:t>
+      </w:r>
+      <w:r>
+        <w:rPr>
+          <w:rStyle w:val="NormalTok"/>
+        </w:rPr>
+        <w:t xml:space="preserve">)</w:t>
+      </w:r>
+      <w:r>
+        <w:br/>
+      </w:r>
+      <w:r>
+        <w:rPr>
+          <w:rStyle w:val="NormalTok"/>
+        </w:rPr>
+        <w:t xml:space="preserve">DBI</w:t>
+      </w:r>
+      <w:r>
+        <w:rPr>
+          <w:rStyle w:val="SpecialCharTok"/>
+        </w:rPr>
+        <w:t xml:space="preserve">::</w:t>
+      </w:r>
+      <w:r>
+        <w:rPr>
+          <w:rStyle w:val="FunctionTok"/>
+        </w:rPr>
+        <w:t xml:space="preserve">dbExecute</w:t>
+      </w:r>
+      <w:r>
+        <w:rPr>
+          <w:rStyle w:val="NormalTok"/>
+        </w:rPr>
+        <w:t xml:space="preserve">(con, sql_prod)</w:t>
+      </w:r>
+    </w:p>
+    <w:p>
+      <w:pPr>
+        <w:pStyle w:val="SourceCode"/>
+      </w:pPr>
+      <w:r>
+        <w:rPr>
+          <w:rStyle w:val="VerbatimChar"/>
+        </w:rPr>
+        <w:t xml:space="preserve">## [1] 3456000</w:t>
+      </w:r>
+    </w:p>
+    <w:p>
+      <w:pPr>
+        <w:pStyle w:val="FirstParagraph"/>
+      </w:pPr>
+      <w:r>
+        <w:t xml:space="preserve">Jetzt beinhaltet die Tabelle</w:t>
+      </w:r>
+      <w:r>
+        <w:t xml:space="preserve"> </w:t>
+      </w:r>
+      <w:r>
+        <w:t xml:space="preserve">“messwerte”</w:t>
+      </w:r>
+      <w:r>
+        <w:t xml:space="preserve"> </w:t>
+      </w:r>
+      <w:r>
+        <w:t xml:space="preserve">einige zusätzliche Spalten zur Analyse:</w:t>
+      </w:r>
+    </w:p>
+    <w:p>
+      <w:pPr>
+        <w:pStyle w:val="SourceCode"/>
+      </w:pPr>
+      <w:r>
+        <w:rPr>
+          <w:rStyle w:val="FunctionTok"/>
+        </w:rPr>
+        <w:t xml:space="preserve">dbListFields</w:t>
+      </w:r>
+      <w:r>
+        <w:rPr>
+          <w:rStyle w:val="NormalTok"/>
+        </w:rPr>
+        <w:t xml:space="preserve">(con, </w:t>
+      </w:r>
+      <w:r>
+        <w:rPr>
+          <w:rStyle w:val="StringTok"/>
+        </w:rPr>
+        <w:t xml:space="preserve">"messwerte"</w:t>
+      </w:r>
+      <w:r>
+        <w:rPr>
+          <w:rStyle w:val="NormalTok"/>
+        </w:rPr>
+        <w:t xml:space="preserve">)</w:t>
+      </w:r>
+    </w:p>
+    <w:p>
+      <w:pPr>
+        <w:pStyle w:val="SourceCode"/>
+      </w:pPr>
+      <w:r>
+        <w:rPr>
+          <w:rStyle w:val="VerbatimChar"/>
+        </w:rPr>
+        <w:t xml:space="preserve">## [1] "zeit"          "pegelRoh"      "datum"         "station"      </w:t>
+      </w:r>
+      <w:r>
+        <w:br/>
+      </w:r>
+      <w:r>
+        <w:rPr>
+          <w:rStyle w:val="VerbatimChar"/>
+        </w:rPr>
+        <w:t xml:space="preserve">## [5] "tageszeit"     "vorbeiflug"    "pegel"         "vorhernachher"</w:t>
+      </w:r>
+    </w:p>
+    <w:p>
+      <w:pPr>
+        <w:pStyle w:val="SourceCode"/>
+      </w:pPr>
+      <w:r>
+        <w:rPr>
+          <w:rStyle w:val="NormalTok"/>
+        </w:rPr>
+        <w:t xml:space="preserve">messwerte_db</w:t>
+      </w:r>
+      <w:r>
+        <w:rPr>
+          <w:rStyle w:val="OtherTok"/>
+        </w:rPr>
+        <w:t xml:space="preserve">&lt;-</w:t>
+      </w:r>
+      <w:r>
+        <w:rPr>
+          <w:rStyle w:val="FunctionTok"/>
+        </w:rPr>
+        <w:t xml:space="preserve">tbl</w:t>
+      </w:r>
+      <w:r>
+        <w:rPr>
+          <w:rStyle w:val="NormalTok"/>
+        </w:rPr>
+        <w:t xml:space="preserve">(con, </w:t>
+      </w:r>
+      <w:r>
+        <w:rPr>
+          <w:rStyle w:val="StringTok"/>
+        </w:rPr>
+        <w:t xml:space="preserve">"messwerte"</w:t>
+      </w:r>
+      <w:r>
+        <w:rPr>
+          <w:rStyle w:val="NormalTok"/>
+        </w:rPr>
+        <w:t xml:space="preserve">)</w:t>
+      </w:r>
+      <w:r>
+        <w:br/>
+      </w:r>
+      <w:r>
+        <w:rPr>
+          <w:rStyle w:val="NormalTok"/>
+        </w:rPr>
+        <w:t xml:space="preserve">max_pegel_stat </w:t>
+      </w:r>
+      <w:r>
+        <w:rPr>
+          <w:rStyle w:val="OtherTok"/>
+        </w:rPr>
+        <w:t xml:space="preserve">&lt;-</w:t>
+      </w:r>
+      <w:r>
+        <w:rPr>
+          <w:rStyle w:val="NormalTok"/>
+        </w:rPr>
+        <w:t xml:space="preserve"> messwerte_db </w:t>
+      </w:r>
+      <w:r>
+        <w:rPr>
+          <w:rStyle w:val="SpecialCharTok"/>
+        </w:rPr>
+        <w:t xml:space="preserve">%&gt;%</w:t>
+      </w:r>
+      <w:r>
+        <w:br/>
+      </w:r>
+      <w:r>
+        <w:rPr>
+          <w:rStyle w:val="NormalTok"/>
+        </w:rPr>
+        <w:t xml:space="preserve">  </w:t>
+      </w:r>
+      <w:r>
+        <w:rPr>
+          <w:rStyle w:val="FunctionTok"/>
+        </w:rPr>
+        <w:t xml:space="preserve">filter</w:t>
+      </w:r>
+      <w:r>
+        <w:rPr>
+          <w:rStyle w:val="NormalTok"/>
+        </w:rPr>
+        <w:t xml:space="preserve">(vorbeiflug</w:t>
+      </w:r>
+      <w:r>
+        <w:rPr>
+          <w:rStyle w:val="SpecialCharTok"/>
+        </w:rPr>
+        <w:t xml:space="preserve">==</w:t>
+      </w:r>
+      <w:r>
+        <w:rPr>
+          <w:rStyle w:val="DecValTok"/>
+        </w:rPr>
+        <w:t xml:space="preserve">1</w:t>
+      </w:r>
+      <w:r>
+        <w:rPr>
+          <w:rStyle w:val="NormalTok"/>
+        </w:rPr>
+        <w:t xml:space="preserve">) </w:t>
+      </w:r>
+      <w:r>
+        <w:rPr>
+          <w:rStyle w:val="SpecialCharTok"/>
+        </w:rPr>
+        <w:t xml:space="preserve">%&gt;%</w:t>
+      </w:r>
+      <w:r>
+        <w:rPr>
+          <w:rStyle w:val="NormalTok"/>
+        </w:rPr>
+        <w:t xml:space="preserve"> </w:t>
+      </w:r>
+      <w:r>
+        <w:br/>
+      </w:r>
+      <w:r>
+        <w:rPr>
+          <w:rStyle w:val="NormalTok"/>
+        </w:rPr>
+        <w:t xml:space="preserve">  </w:t>
+      </w:r>
+      <w:r>
+        <w:rPr>
+          <w:rStyle w:val="FunctionTok"/>
+        </w:rPr>
+        <w:t xml:space="preserve">group_by</w:t>
+      </w:r>
+      <w:r>
+        <w:rPr>
+          <w:rStyle w:val="NormalTok"/>
+        </w:rPr>
+        <w:t xml:space="preserve">(station,pegel,vorhernachher) </w:t>
+      </w:r>
+      <w:r>
+        <w:rPr>
+          <w:rStyle w:val="SpecialCharTok"/>
+        </w:rPr>
+        <w:t xml:space="preserve">%&gt;%</w:t>
+      </w:r>
+      <w:r>
+        <w:br/>
+      </w:r>
+      <w:r>
+        <w:rPr>
+          <w:rStyle w:val="NormalTok"/>
+        </w:rPr>
+        <w:t xml:space="preserve">  </w:t>
+      </w:r>
+      <w:r>
+        <w:rPr>
+          <w:rStyle w:val="FunctionTok"/>
+        </w:rPr>
+        <w:t xml:space="preserve">summarise</w:t>
+      </w:r>
+      <w:r>
+        <w:rPr>
+          <w:rStyle w:val="NormalTok"/>
+        </w:rPr>
+        <w:t xml:space="preserve">(</w:t>
+      </w:r>
+      <w:r>
+        <w:rPr>
+          <w:rStyle w:val="AttributeTok"/>
+        </w:rPr>
+        <w:t xml:space="preserve">Anzahl =</w:t>
+      </w:r>
+      <w:r>
+        <w:rPr>
+          <w:rStyle w:val="NormalTok"/>
+        </w:rPr>
+        <w:t xml:space="preserve"> </w:t>
+      </w:r>
+      <w:r>
+        <w:rPr>
+          <w:rStyle w:val="FunctionTok"/>
+        </w:rPr>
+        <w:t xml:space="preserve">n</w:t>
+      </w:r>
+      <w:r>
+        <w:rPr>
+          <w:rStyle w:val="NormalTok"/>
+        </w:rPr>
+        <w:t xml:space="preserve">()) </w:t>
+      </w:r>
+      <w:r>
+        <w:rPr>
+          <w:rStyle w:val="SpecialCharTok"/>
+        </w:rPr>
+        <w:t xml:space="preserve">%&gt;%</w:t>
+      </w:r>
+      <w:r>
+        <w:br/>
+      </w:r>
+      <w:r>
+        <w:rPr>
+          <w:rStyle w:val="NormalTok"/>
+        </w:rPr>
+        <w:t xml:space="preserve">  </w:t>
+      </w:r>
+      <w:r>
+        <w:rPr>
+          <w:rStyle w:val="FunctionTok"/>
+        </w:rPr>
+        <w:t xml:space="preserve">ungroup</w:t>
+      </w:r>
+      <w:r>
+        <w:rPr>
+          <w:rStyle w:val="NormalTok"/>
+        </w:rPr>
+        <w:t xml:space="preserve">() </w:t>
+      </w:r>
+      <w:r>
+        <w:rPr>
+          <w:rStyle w:val="SpecialCharTok"/>
+        </w:rPr>
+        <w:t xml:space="preserve">%&gt;%</w:t>
+      </w:r>
+      <w:r>
+        <w:br/>
+      </w:r>
+      <w:r>
+        <w:rPr>
+          <w:rStyle w:val="NormalTok"/>
+        </w:rPr>
+        <w:t xml:space="preserve">  </w:t>
+      </w:r>
+      <w:r>
+        <w:rPr>
+          <w:rStyle w:val="FunctionTok"/>
+        </w:rPr>
+        <w:t xml:space="preserve">collect</w:t>
+      </w:r>
+      <w:r>
+        <w:rPr>
+          <w:rStyle w:val="NormalTok"/>
+        </w:rPr>
+        <w:t xml:space="preserve">()</w:t>
+      </w:r>
+    </w:p>
+    <w:p>
+      <w:pPr>
+        <w:pStyle w:val="SourceCode"/>
+      </w:pPr>
+      <w:r>
+        <w:rPr>
+          <w:rStyle w:val="VerbatimChar"/>
+        </w:rPr>
+        <w:t xml:space="preserve">## `summarise()` has grouped output by "station" and "pegel". You can override</w:t>
+      </w:r>
+      <w:r>
+        <w:br/>
+      </w:r>
+      <w:r>
+        <w:rPr>
+          <w:rStyle w:val="VerbatimChar"/>
+        </w:rPr>
+        <w:t xml:space="preserve">## using the `.groups` argument.</w:t>
+      </w:r>
+    </w:p>
+    <w:p>
+      <w:pPr>
+        <w:pStyle w:val="SourceCode"/>
+      </w:pPr>
+      <w:r>
+        <w:rPr>
+          <w:rStyle w:val="NormalTok"/>
+        </w:rPr>
+        <w:t xml:space="preserve">max_pegel_stat </w:t>
+      </w:r>
+      <w:r>
+        <w:rPr>
+          <w:rStyle w:val="SpecialCharTok"/>
+        </w:rPr>
+        <w:t xml:space="preserve">%&gt;%</w:t>
+      </w:r>
+      <w:r>
+        <w:br/>
+      </w:r>
+      <w:r>
+        <w:rPr>
+          <w:rStyle w:val="NormalTok"/>
+        </w:rPr>
+        <w:t xml:space="preserve">  </w:t>
+      </w:r>
+      <w:r>
+        <w:rPr>
+          <w:rStyle w:val="FunctionTok"/>
+        </w:rPr>
+        <w:t xml:space="preserve">ggplot</w:t>
+      </w:r>
+      <w:r>
+        <w:rPr>
+          <w:rStyle w:val="NormalTok"/>
+        </w:rPr>
+        <w:t xml:space="preserve">(</w:t>
+      </w:r>
+      <w:r>
+        <w:rPr>
+          <w:rStyle w:val="FunctionTok"/>
+        </w:rPr>
+        <w:t xml:space="preserve">aes</w:t>
+      </w:r>
+      <w:r>
+        <w:rPr>
+          <w:rStyle w:val="NormalTok"/>
+        </w:rPr>
+        <w:t xml:space="preserve">(</w:t>
+      </w:r>
+      <w:r>
+        <w:rPr>
+          <w:rStyle w:val="AttributeTok"/>
+        </w:rPr>
+        <w:t xml:space="preserve">x =</w:t>
+      </w:r>
+      <w:r>
+        <w:rPr>
+          <w:rStyle w:val="NormalTok"/>
+        </w:rPr>
+        <w:t xml:space="preserve"> pegel, </w:t>
+      </w:r>
+      <w:r>
+        <w:rPr>
+          <w:rStyle w:val="AttributeTok"/>
+        </w:rPr>
+        <w:t xml:space="preserve">y =</w:t>
+      </w:r>
+      <w:r>
+        <w:rPr>
+          <w:rStyle w:val="NormalTok"/>
+        </w:rPr>
+        <w:t xml:space="preserve"> Anzahl,</w:t>
+      </w:r>
+      <w:r>
+        <w:rPr>
+          <w:rStyle w:val="AttributeTok"/>
+        </w:rPr>
+        <w:t xml:space="preserve">color=</w:t>
+      </w:r>
+      <w:r>
+        <w:rPr>
+          <w:rStyle w:val="FunctionTok"/>
+        </w:rPr>
+        <w:t xml:space="preserve">factor</w:t>
+      </w:r>
+      <w:r>
+        <w:rPr>
+          <w:rStyle w:val="NormalTok"/>
+        </w:rPr>
+        <w:t xml:space="preserve">(vorhernachher))) </w:t>
+      </w:r>
+      <w:r>
+        <w:rPr>
+          <w:rStyle w:val="SpecialCharTok"/>
+        </w:rPr>
+        <w:t xml:space="preserve">+</w:t>
+      </w:r>
+      <w:r>
+        <w:br/>
+      </w:r>
+      <w:r>
+        <w:rPr>
+          <w:rStyle w:val="NormalTok"/>
+        </w:rPr>
+        <w:t xml:space="preserve">  </w:t>
+      </w:r>
+      <w:r>
+        <w:rPr>
+          <w:rStyle w:val="FunctionTok"/>
+        </w:rPr>
+        <w:t xml:space="preserve">geom_step</w:t>
+      </w:r>
+      <w:r>
+        <w:rPr>
+          <w:rStyle w:val="NormalTok"/>
+        </w:rPr>
+        <w:t xml:space="preserve">() </w:t>
+      </w:r>
+      <w:r>
+        <w:rPr>
+          <w:rStyle w:val="SpecialCharTok"/>
+        </w:rPr>
+        <w:t xml:space="preserve">+</w:t>
+      </w:r>
+      <w:r>
+        <w:br/>
+      </w:r>
+      <w:r>
+        <w:rPr>
+          <w:rStyle w:val="NormalTok"/>
+        </w:rPr>
+        <w:t xml:space="preserve">  </w:t>
+      </w:r>
+      <w:r>
+        <w:rPr>
+          <w:rStyle w:val="FunctionTok"/>
+        </w:rPr>
+        <w:t xml:space="preserve">facet_wrap</w:t>
+      </w:r>
+      <w:r>
+        <w:rPr>
+          <w:rStyle w:val="NormalTok"/>
+        </w:rPr>
+        <w:t xml:space="preserve">(</w:t>
+      </w:r>
+      <w:r>
+        <w:rPr>
+          <w:rStyle w:val="FunctionTok"/>
+        </w:rPr>
+        <w:t xml:space="preserve">vars</w:t>
+      </w:r>
+      <w:r>
+        <w:rPr>
+          <w:rStyle w:val="NormalTok"/>
+        </w:rPr>
+        <w:t xml:space="preserve">(station),</w:t>
+      </w:r>
+      <w:r>
+        <w:rPr>
+          <w:rStyle w:val="AttributeTok"/>
+        </w:rPr>
+        <w:t xml:space="preserve">scales=</w:t>
+      </w:r>
+      <w:r>
+        <w:rPr>
+          <w:rStyle w:val="StringTok"/>
+        </w:rPr>
+        <w:t xml:space="preserve">"free_y"</w:t>
+      </w:r>
+      <w:r>
+        <w:rPr>
+          <w:rStyle w:val="NormalTok"/>
+        </w:rPr>
+        <w:t xml:space="preserve">)</w:t>
+      </w:r>
+      <w:r>
+        <w:rPr>
+          <w:rStyle w:val="SpecialCharTok"/>
+        </w:rPr>
+        <w:t xml:space="preserve">+</w:t>
+      </w:r>
+      <w:r>
+        <w:br/>
+      </w:r>
+      <w:r>
+        <w:rPr>
+          <w:rStyle w:val="NormalTok"/>
+        </w:rPr>
+        <w:t xml:space="preserve">  </w:t>
+      </w:r>
+      <w:r>
+        <w:rPr>
+          <w:rStyle w:val="FunctionTok"/>
+        </w:rPr>
+        <w:t xml:space="preserve">labs</w:t>
+      </w:r>
+      <w:r>
+        <w:rPr>
+          <w:rStyle w:val="NormalTok"/>
+        </w:rPr>
+        <w:t xml:space="preserve">(</w:t>
+      </w:r>
+      <w:r>
+        <w:br/>
+      </w:r>
+      <w:r>
+        <w:rPr>
+          <w:rStyle w:val="NormalTok"/>
+        </w:rPr>
+        <w:t xml:space="preserve">    </w:t>
+      </w:r>
+      <w:r>
+        <w:rPr>
+          <w:rStyle w:val="AttributeTok"/>
+        </w:rPr>
+        <w:t xml:space="preserve">title =</w:t>
+      </w:r>
+      <w:r>
+        <w:rPr>
+          <w:rStyle w:val="NormalTok"/>
+        </w:rPr>
+        <w:t xml:space="preserve"> </w:t>
+      </w:r>
+      <w:r>
+        <w:rPr>
+          <w:rStyle w:val="StringTok"/>
+        </w:rPr>
+        <w:t xml:space="preserve">"Maximalpegelverteilung"</w:t>
+      </w:r>
+      <w:r>
+        <w:rPr>
+          <w:rStyle w:val="NormalTok"/>
+        </w:rPr>
+        <w:t xml:space="preserve">,</w:t>
+      </w:r>
+      <w:r>
+        <w:br/>
+      </w:r>
+      <w:r>
+        <w:rPr>
+          <w:rStyle w:val="NormalTok"/>
+        </w:rPr>
+        <w:t xml:space="preserve">    </w:t>
+      </w:r>
+      <w:r>
+        <w:rPr>
+          <w:rStyle w:val="AttributeTok"/>
+        </w:rPr>
+        <w:t xml:space="preserve">x =</w:t>
+      </w:r>
+      <w:r>
+        <w:rPr>
+          <w:rStyle w:val="NormalTok"/>
+        </w:rPr>
+        <w:t xml:space="preserve"> </w:t>
+      </w:r>
+      <w:r>
+        <w:rPr>
+          <w:rStyle w:val="StringTok"/>
+        </w:rPr>
+        <w:t xml:space="preserve">"LASmax [dB(A)]"</w:t>
+      </w:r>
+      <w:r>
+        <w:rPr>
+          <w:rStyle w:val="NormalTok"/>
+        </w:rPr>
+        <w:t xml:space="preserve">,</w:t>
+      </w:r>
+      <w:r>
+        <w:br/>
+      </w:r>
+      <w:r>
+        <w:rPr>
+          <w:rStyle w:val="NormalTok"/>
+        </w:rPr>
+        <w:t xml:space="preserve">    </w:t>
+      </w:r>
+      <w:r>
+        <w:rPr>
+          <w:rStyle w:val="AttributeTok"/>
+        </w:rPr>
+        <w:t xml:space="preserve">y =</w:t>
+      </w:r>
+      <w:r>
+        <w:rPr>
+          <w:rStyle w:val="NormalTok"/>
+        </w:rPr>
+        <w:t xml:space="preserve"> </w:t>
+      </w:r>
+      <w:r>
+        <w:rPr>
+          <w:rStyle w:val="StringTok"/>
+        </w:rPr>
+        <w:t xml:space="preserve">"Anzahl der Flugereignisse / dB"</w:t>
+      </w:r>
+      <w:r>
+        <w:rPr>
+          <w:rStyle w:val="NormalTok"/>
+        </w:rPr>
+        <w:t xml:space="preserve">,</w:t>
+      </w:r>
+      <w:r>
+        <w:br/>
+      </w:r>
+      <w:r>
+        <w:rPr>
+          <w:rStyle w:val="NormalTok"/>
+        </w:rPr>
+        <w:t xml:space="preserve">    </w:t>
+      </w:r>
+      <w:r>
+        <w:rPr>
+          <w:rStyle w:val="AttributeTok"/>
+        </w:rPr>
+        <w:t xml:space="preserve">color =</w:t>
+      </w:r>
+      <w:r>
+        <w:rPr>
+          <w:rStyle w:val="NormalTok"/>
+        </w:rPr>
+        <w:t xml:space="preserve"> </w:t>
+      </w:r>
+      <w:r>
+        <w:rPr>
+          <w:rStyle w:val="StringTok"/>
+        </w:rPr>
+        <w:t xml:space="preserve">"Vor oder nach Maßnahme"</w:t>
+      </w:r>
+      <w:r>
+        <w:br/>
+      </w:r>
+      <w:r>
+        <w:rPr>
+          <w:rStyle w:val="NormalTok"/>
+        </w:rPr>
+        <w:t xml:space="preserve">  ) </w:t>
+      </w:r>
+    </w:p>
+    <w:p>
+      <w:pPr>
+        <w:pStyle w:val="FirstParagraph"/>
+      </w:pPr>
+      <w:r>
+        <w:drawing>
+          <wp:inline>
+            <wp:extent cx="4620126" cy="3696101"/>
+            <wp:effectExtent b="0" l="0" r="0" t="0"/>
+            <wp:docPr descr="" title="" id="24" name="Picture"/>
+            <a:graphic>
+              <a:graphicData uri="http://schemas.openxmlformats.org/drawingml/2006/picture">
+                <pic:pic>
+                  <pic:nvPicPr>
+                    <pic:cNvPr descr="Analyse_komm_Messstellen_Cindy_S_files/figure-docx/analyse_pegel-1.png" id="25" name="Picture"/>
+                    <pic:cNvPicPr>
+                      <a:picLocks noChangeArrowheads="1" noChangeAspect="1"/>
+                    </pic:cNvPicPr>
+                  </pic:nvPicPr>
+                  <pic:blipFill>
+                    <a:blip r:embed="rId23"/>
+                    <a:stretch>
+                      <a:fillRect/>
+                    </a:stretch>
+                  </pic:blipFill>
+                  <pic:spPr bwMode="auto">
+                    <a:xfrm>
+                      <a:off x="0" y="0"/>
+                      <a:ext cx="4620126" cy="3696101"/>
+                    </a:xfrm>
+                    <a:prstGeom prst="rect">
+                      <a:avLst/>
+                    </a:prstGeom>
+                    <a:noFill/>
+                    <a:ln w="9525">
+                      <a:noFill/>
+                      <a:headEnd/>
+                      <a:tailEnd/>
+                    </a:ln>
+                  </pic:spPr>
+                </pic:pic>
+              </a:graphicData>
+            </a:graphic>
+          </wp:inline>
+        </w:drawing>
+      </w:r>
+    </w:p>
+    <w:p>
+      <w:pPr>
+        <w:pStyle w:val="SourceCode"/>
+      </w:pPr>
+      <w:r>
+        <w:rPr>
+          <w:rStyle w:val="FunctionTok"/>
+        </w:rPr>
+        <w:t xml:space="preserve">dbDisconnect</w:t>
+      </w:r>
+      <w:r>
+        <w:rPr>
+          <w:rStyle w:val="NormalTok"/>
+        </w:rPr>
+        <w:t xml:space="preserve">(con, </w:t>
+      </w:r>
+      <w:r>
+        <w:rPr>
+          <w:rStyle w:val="AttributeTok"/>
+        </w:rPr>
+        <w:t xml:space="preserve">shutdown =</w:t>
+      </w:r>
+      <w:r>
+        <w:rPr>
+          <w:rStyle w:val="NormalTok"/>
+        </w:rPr>
+        <w:t xml:space="preserve"> </w:t>
+      </w:r>
+      <w:r>
+        <w:rPr>
+          <w:rStyle w:val="ConstantTok"/>
+        </w:rPr>
+        <w:t xml:space="preserve">TRUE</w:t>
+      </w:r>
+      <w:r>
+        <w:rPr>
+          <w:rStyle w:val="NormalTok"/>
+        </w:rPr>
+        <w:t xml:space="preserve">)</w:t>
+      </w:r>
+    </w:p>
+    <w:bookmarkEnd w:id="26"/>
     <w:sectPr>
       <w:footnotePr>
         <w:numRestart w:val="eachSect"/>

--- a/Analyse_komm_Messstellen_Cindy_S.docx
+++ b/Analyse_komm_Messstellen_Cindy_S.docx
@@ -23,7 +23,7 @@
         <w:pStyle w:val="Date"/>
       </w:pPr>
       <w:r>
-        <w:t xml:space="preserve">2026-01-26</w:t>
+        <w:t xml:space="preserve">2026-03-03</w:t>
       </w:r>
     </w:p>
     <w:bookmarkStart w:id="20" w:name="daten"/>
@@ -42,15 +42,232 @@
       <w:r>
         <w:t xml:space="preserve">Die Daten wurden am 22.1.2026 bereitgestellt von Horst Weise, DFLD.</w:t>
       </w:r>
+      <w:r>
+        <w:t xml:space="preserve"> </w:t>
+      </w:r>
+      <w:r>
+        <w:t xml:space="preserve">Sie werden hier in eine Datenbank (PostgreSQL) eingelesen und dort bearbeitet. Das ermöglicht ein leichtes Skalieren auf größere Datenmengen, ohne durch Arbeitsspeicher eingeschränkt zu sein.</w:t>
+      </w:r>
+    </w:p>
+    <w:p>
+      <w:pPr>
+        <w:pStyle w:val="SourceCode"/>
+      </w:pPr>
+      <w:r>
+        <w:rPr>
+          <w:rStyle w:val="VerbatimChar"/>
+        </w:rPr>
+        <w:t xml:space="preserve">## Warning: &lt;PostgreSQLConnection&gt; uses an old dbplyr interface</w:t>
+      </w:r>
+      <w:r>
+        <w:br/>
+      </w:r>
+      <w:r>
+        <w:rPr>
+          <w:rStyle w:val="VerbatimChar"/>
+        </w:rPr>
+        <w:t xml:space="preserve">## ℹ Please install a newer version of the package or contact the maintainer</w:t>
+      </w:r>
+      <w:r>
+        <w:br/>
+      </w:r>
+      <w:r>
+        <w:rPr>
+          <w:rStyle w:val="VerbatimChar"/>
+        </w:rPr>
+        <w:t xml:space="preserve">## This warning is displayed once every 8 hours.</w:t>
+      </w:r>
+    </w:p>
+    <w:p>
+      <w:pPr>
+        <w:pStyle w:val="SourceCode"/>
+      </w:pPr>
+      <w:r>
+        <w:rPr>
+          <w:rStyle w:val="VerbatimChar"/>
+        </w:rPr>
+        <w:t xml:space="preserve">## [1] 63331200</w:t>
+      </w:r>
+    </w:p>
+    <w:p>
+      <w:pPr>
+        <w:pStyle w:val="SourceCode"/>
+      </w:pPr>
+      <w:r>
+        <w:rPr>
+          <w:rStyle w:val="VerbatimChar"/>
+        </w:rPr>
+        <w:t xml:space="preserve">## Anzahl der Sekundenwerte aller Rohdaten:63331200 und Sekundenwerte in der Datenbank-Tabelle messwerte: 63331200</w:t>
+      </w:r>
+    </w:p>
+    <w:p>
+      <w:pPr>
+        <w:pStyle w:val="FirstParagraph"/>
+      </w:pPr>
+      <w:r>
+        <w:t xml:space="preserve">Nun werden ggf. die Rohdaten in die Datenbank eingelesen:</w:t>
+      </w:r>
+    </w:p>
+    <w:p>
+      <w:pPr>
+        <w:pStyle w:val="SourceCode"/>
+      </w:pPr>
+      <w:r>
+        <w:rPr>
+          <w:rStyle w:val="VerbatimChar"/>
+        </w:rPr>
+        <w:t xml:space="preserve">## &lt;locale&gt;</w:t>
+      </w:r>
+      <w:r>
+        <w:br/>
+      </w:r>
+      <w:r>
+        <w:rPr>
+          <w:rStyle w:val="VerbatimChar"/>
+        </w:rPr>
+        <w:t xml:space="preserve">## Numbers:  123,456.78</w:t>
+      </w:r>
+      <w:r>
+        <w:br/>
+      </w:r>
+      <w:r>
+        <w:rPr>
+          <w:rStyle w:val="VerbatimChar"/>
+        </w:rPr>
+        <w:t xml:space="preserve">## Formats:  %AD / %AT</w:t>
+      </w:r>
+      <w:r>
+        <w:br/>
+      </w:r>
+      <w:r>
+        <w:rPr>
+          <w:rStyle w:val="VerbatimChar"/>
+        </w:rPr>
+        <w:t xml:space="preserve">## Timezone: Europe/Berlin</w:t>
+      </w:r>
+      <w:r>
+        <w:br/>
+      </w:r>
+      <w:r>
+        <w:rPr>
+          <w:rStyle w:val="VerbatimChar"/>
+        </w:rPr>
+        <w:t xml:space="preserve">## Encoding: UTF-8</w:t>
+      </w:r>
+      <w:r>
+        <w:br/>
+      </w:r>
+      <w:r>
+        <w:rPr>
+          <w:rStyle w:val="VerbatimChar"/>
+        </w:rPr>
+        <w:t xml:space="preserve">## &lt;date_names&gt;</w:t>
+      </w:r>
+      <w:r>
+        <w:br/>
+      </w:r>
+      <w:r>
+        <w:rPr>
+          <w:rStyle w:val="VerbatimChar"/>
+        </w:rPr>
+        <w:t xml:space="preserve">## Days:   Sunday (Sun), Monday (Mon), Tuesday (Tue), Wednesday (Wed), Thursday</w:t>
+      </w:r>
+      <w:r>
+        <w:br/>
+      </w:r>
+      <w:r>
+        <w:rPr>
+          <w:rStyle w:val="VerbatimChar"/>
+        </w:rPr>
+        <w:t xml:space="preserve">##         (Thu), Friday (Fri), Saturday (Sat)</w:t>
+      </w:r>
+      <w:r>
+        <w:br/>
+      </w:r>
+      <w:r>
+        <w:rPr>
+          <w:rStyle w:val="VerbatimChar"/>
+        </w:rPr>
+        <w:t xml:space="preserve">## Months: January (Jan), February (Feb), March (Mar), April (Apr), May (May),</w:t>
+      </w:r>
+      <w:r>
+        <w:br/>
+      </w:r>
+      <w:r>
+        <w:rPr>
+          <w:rStyle w:val="VerbatimChar"/>
+        </w:rPr>
+        <w:t xml:space="preserve">##         June (Jun), July (Jul), August (Aug), September (Sep), October</w:t>
+      </w:r>
+      <w:r>
+        <w:br/>
+      </w:r>
+      <w:r>
+        <w:rPr>
+          <w:rStyle w:val="VerbatimChar"/>
+        </w:rPr>
+        <w:t xml:space="preserve">##         (Oct), November (Nov), December (Dec)</w:t>
+      </w:r>
+      <w:r>
+        <w:br/>
+      </w:r>
+      <w:r>
+        <w:rPr>
+          <w:rStyle w:val="VerbatimChar"/>
+        </w:rPr>
+        <w:t xml:space="preserve">## AM/PM:  AM/PM</w:t>
+      </w:r>
+    </w:p>
+    <w:p>
+      <w:pPr>
+        <w:pStyle w:val="SourceCode"/>
+      </w:pPr>
+      <w:r>
+        <w:rPr>
+          <w:rStyle w:val="VerbatimChar"/>
+        </w:rPr>
+        <w:t xml:space="preserve">## Die Daten sind bereits vollständig in der Datenbank vorhanden. Keine Aktion erforderlich.</w:t>
+      </w:r>
+    </w:p>
+    <w:p>
+      <w:pPr>
+        <w:pStyle w:val="SourceCode"/>
+      </w:pPr>
+      <w:r>
+        <w:rPr>
+          <w:rStyle w:val="VerbatimChar"/>
+        </w:rPr>
+        <w:t xml:space="preserve">## Primary Key 'messwerte_pkey' existiert bereits.</w:t>
+      </w:r>
     </w:p>
     <w:bookmarkEnd w:id="20"/>
-    <w:bookmarkStart w:id="21" w:name="einlesen-in-duckdb-datenbank"/>
+    <w:bookmarkStart w:id="21" w:name="überblick-über-die-datenbank-tabelle"/>
     <w:p>
       <w:pPr>
         <w:pStyle w:val="Heading2"/>
       </w:pPr>
       <w:r>
-        <w:t xml:space="preserve">Einlesen in DuckDB Datenbank</w:t>
+        <w:t xml:space="preserve">Überblick über die Datenbank Tabelle</w:t>
+      </w:r>
+    </w:p>
+    <w:p>
+      <w:pPr>
+        <w:pStyle w:val="FirstParagraph"/>
+      </w:pPr>
+      <w:r>
+        <w:t xml:space="preserve">Die Tabelle</w:t>
+      </w:r>
+      <w:r>
+        <w:t xml:space="preserve"> </w:t>
+      </w:r>
+      <w:r>
+        <w:t xml:space="preserve">“messwerte”</w:t>
+      </w:r>
+      <w:r>
+        <w:t xml:space="preserve"> </w:t>
+      </w:r>
+      <w:r>
+        <w:t xml:space="preserve">enthält die Rohdaten der kommunalen Messstellen mit den Spalten Zeit, Rohpegel, Datum und Stations-ID:</w:t>
       </w:r>
     </w:p>
     <w:p>
@@ -61,17 +278,138 @@
         <w:rPr>
           <w:rStyle w:val="VerbatimChar"/>
         </w:rPr>
-        <w:t xml:space="preserve">## Tabelle messwerte existiert bereits. Lösche sie und erstelle neu.</w:t>
+        <w:t xml:space="preserve">## [1] "messwerte"</w:t>
+      </w:r>
+    </w:p>
+    <w:p>
+      <w:pPr>
+        <w:pStyle w:val="SourceCode"/>
+      </w:pPr>
+      <w:r>
+        <w:rPr>
+          <w:rStyle w:val="VerbatimChar"/>
+        </w:rPr>
+        <w:t xml:space="preserve">## 5 zufällige Zeilen der Tabelle:</w:t>
+      </w:r>
+    </w:p>
+    <w:p>
+      <w:pPr>
+        <w:pStyle w:val="SourceCode"/>
+      </w:pPr>
+      <w:r>
+        <w:rPr>
+          <w:rStyle w:val="VerbatimChar"/>
+        </w:rPr>
+        <w:t xml:space="preserve">##                  zeit pegelRoh      datum station tageszeit vorbeiflug pegel</w:t>
+      </w:r>
+      <w:r>
+        <w:br/>
+      </w:r>
+      <w:r>
+        <w:rPr>
+          <w:rStyle w:val="VerbatimChar"/>
+        </w:rPr>
+        <w:t xml:space="preserve">## 1 2025-10-08 22:27:51       42 2025-10-08     116         N          0    42</w:t>
+      </w:r>
+      <w:r>
+        <w:br/>
+      </w:r>
+      <w:r>
+        <w:rPr>
+          <w:rStyle w:val="VerbatimChar"/>
+        </w:rPr>
+        <w:t xml:space="preserve">## 2 2024-09-05 13:52:10       46 2024-09-05      74         D          0    46</w:t>
+      </w:r>
+      <w:r>
+        <w:br/>
+      </w:r>
+      <w:r>
+        <w:rPr>
+          <w:rStyle w:val="VerbatimChar"/>
+        </w:rPr>
+        <w:t xml:space="preserve">## 3 2025-08-17 13:47:18       46 2025-08-17      74         D          0    46</w:t>
+      </w:r>
+      <w:r>
+        <w:br/>
+      </w:r>
+      <w:r>
+        <w:rPr>
+          <w:rStyle w:val="VerbatimChar"/>
+        </w:rPr>
+        <w:t xml:space="preserve">## 4 2024-09-21 04:31:38       41 2024-09-21     289         N          0    41</w:t>
+      </w:r>
+      <w:r>
+        <w:br/>
+      </w:r>
+      <w:r>
+        <w:rPr>
+          <w:rStyle w:val="VerbatimChar"/>
+        </w:rPr>
+        <w:t xml:space="preserve">## 5 2024-12-20 00:03:55       44 2024-12-20     117         N          0    44</w:t>
+      </w:r>
+      <w:r>
+        <w:br/>
+      </w:r>
+      <w:r>
+        <w:rPr>
+          <w:rStyle w:val="VerbatimChar"/>
+        </w:rPr>
+        <w:t xml:space="preserve">##   vorhernachher</w:t>
+      </w:r>
+      <w:r>
+        <w:br/>
+      </w:r>
+      <w:r>
+        <w:rPr>
+          <w:rStyle w:val="VerbatimChar"/>
+        </w:rPr>
+        <w:t xml:space="preserve">## 1       nachher</w:t>
+      </w:r>
+      <w:r>
+        <w:br/>
+      </w:r>
+      <w:r>
+        <w:rPr>
+          <w:rStyle w:val="VerbatimChar"/>
+        </w:rPr>
+        <w:t xml:space="preserve">## 2        vorher</w:t>
+      </w:r>
+      <w:r>
+        <w:br/>
+      </w:r>
+      <w:r>
+        <w:rPr>
+          <w:rStyle w:val="VerbatimChar"/>
+        </w:rPr>
+        <w:t xml:space="preserve">## 3       nachher</w:t>
+      </w:r>
+      <w:r>
+        <w:br/>
+      </w:r>
+      <w:r>
+        <w:rPr>
+          <w:rStyle w:val="VerbatimChar"/>
+        </w:rPr>
+        <w:t xml:space="preserve">## 4        vorher</w:t>
+      </w:r>
+      <w:r>
+        <w:br/>
+      </w:r>
+      <w:r>
+        <w:rPr>
+          <w:rStyle w:val="VerbatimChar"/>
+        </w:rPr>
+        <w:t xml:space="preserve">## 5        vorher</w:t>
       </w:r>
     </w:p>
     <w:bookmarkEnd w:id="21"/>
-    <w:bookmarkStart w:id="22" w:name="überblick-über-die-datenbank-tabelle"/>
+    <w:bookmarkStart w:id="22" w:name="manipulation-der-daten"/>
     <w:p>
       <w:pPr>
         <w:pStyle w:val="Heading2"/>
       </w:pPr>
       <w:r>
-        <w:t xml:space="preserve">Überblick über die Datenbank Tabelle</w:t>
+        <w:t xml:space="preserve">Manipulation der Daten</w:t>
       </w:r>
     </w:p>
     <w:p>
@@ -79,19 +417,48 @@
         <w:pStyle w:val="FirstParagraph"/>
       </w:pPr>
       <w:r>
-        <w:t xml:space="preserve">Die Tabelle</w:t>
-      </w:r>
+        <w:t xml:space="preserve">Zunächst wird das Datum der Lärmreduzierungsmaßnahme auf den</w:t>
+      </w:r>
+    </w:p>
+    <w:p>
+      <w:pPr>
+        <w:pStyle w:val="BodyText"/>
+      </w:pPr>
       <w:r>
         <w:t xml:space="preserve"> </w:t>
       </w:r>
       <w:r>
+        <w:t xml:space="preserve">DATE</w:t>
+      </w:r>
+      <w:r>
+        <w:t xml:space="preserve"> </w:t>
+      </w:r>
+      <w:r>
+        <w:t xml:space="preserve">‘2025-08-15’</w:t>
+      </w:r>
+      <w:r>
+        <w:t xml:space="preserve"> </w:t>
+      </w:r>
+      <w:r>
+        <w:t xml:space="preserve">festgelegt. Die Tabelle</w:t>
+      </w:r>
+      <w:r>
+        <w:t xml:space="preserve"> </w:t>
+      </w:r>
+      <w:r>
         <w:t xml:space="preserve">“messwerte”</w:t>
       </w:r>
       <w:r>
         <w:t xml:space="preserve"> </w:t>
       </w:r>
       <w:r>
-        <w:t xml:space="preserve">enthält die Rohdaten der kommunalen Messstellen mit den Spalten Zeit, Rohpegel, Datum und Stations-ID:</w:t>
+        <w:t xml:space="preserve">wird nun um einige Spalten erweitert, die für die Analyse der Maximalpegel relevant sind.</w:t>
+      </w:r>
+      <w:r>
+        <w:t xml:space="preserve"> </w:t>
+      </w:r>
+      <w:r>
+        <w:t xml:space="preserve">Hier wird nun die Tageszeit hinzugefügt, also ob Tag, Abend oder Nacht ist (D,E,N).</w:t>
       </w:r>
     </w:p>
     <w:p>
@@ -102,6 +469,37 @@
         <w:rPr>
           <w:rStyle w:val="VerbatimChar"/>
         </w:rPr>
+        <w:t xml:space="preserve">## Spalte tageszeit existiert bereits in der Tabelle messwerte. Keine Aktion erforderlich.</w:t>
+      </w:r>
+    </w:p>
+    <w:p>
+      <w:pPr>
+        <w:pStyle w:val="FirstParagraph"/>
+      </w:pPr>
+      <w:r>
+        <w:t xml:space="preserve">Jetzt beinhaltet die Tabelle</w:t>
+      </w:r>
+      <w:r>
+        <w:t xml:space="preserve"> </w:t>
+      </w:r>
+      <w:r>
+        <w:t xml:space="preserve">“messwerte”</w:t>
+      </w:r>
+      <w:r>
+        <w:t xml:space="preserve"> </w:t>
+      </w:r>
+      <w:r>
+        <w:t xml:space="preserve">einige zusätzliche Spalten zur Analyse:</w:t>
+      </w:r>
+    </w:p>
+    <w:p>
+      <w:pPr>
+        <w:pStyle w:val="SourceCode"/>
+      </w:pPr>
+      <w:r>
+        <w:rPr>
+          <w:rStyle w:val="VerbatimChar"/>
+        </w:rPr>
         <w:t xml:space="preserve">## [1] "messwerte"</w:t>
       </w:r>
     </w:p>
@@ -113,7 +511,24 @@
         <w:rPr>
           <w:rStyle w:val="VerbatimChar"/>
         </w:rPr>
-        <w:t xml:space="preserve">## [1] "zeit"     "pegelRoh" "datum"    "station"</w:t>
+        <w:t xml:space="preserve">## [1] "zeit"          "pegelRoh"      "datum"         "station"      </w:t>
+      </w:r>
+      <w:r>
+        <w:br/>
+      </w:r>
+      <w:r>
+        <w:rPr>
+          <w:rStyle w:val="VerbatimChar"/>
+        </w:rPr>
+        <w:t xml:space="preserve">## [5] "tageszeit"     "vorbeiflug"    "pegel"         "vorhernachher"</w:t>
+      </w:r>
+    </w:p>
+    <w:p>
+      <w:pPr>
+        <w:pStyle w:val="FirstParagraph"/>
+      </w:pPr>
+      <w:r>
+        <w:t xml:space="preserve">Hier ein kurzer Blick auf einige zufällige Zeilen der erweiterten Tabelle:</w:t>
       </w:r>
     </w:p>
     <w:p>
@@ -124,7 +539,7 @@
         <w:rPr>
           <w:rStyle w:val="VerbatimChar"/>
         </w:rPr>
-        <w:t xml:space="preserve">## 5 zufällige Zeilen der Tabelle:</w:t>
+        <w:t xml:space="preserve">## 5 zufällige Zeilen der erweiterten Tabelle:</w:t>
       </w:r>
     </w:p>
     <w:p>
@@ -135,62 +550,124 @@
         <w:rPr>
           <w:rStyle w:val="VerbatimChar"/>
         </w:rPr>
-        <w:t xml:space="preserve">##       zeit pegelRoh      datum station</w:t>
-      </w:r>
-      <w:r>
-        <w:br/>
-      </w:r>
-      <w:r>
-        <w:rPr>
-          <w:rStyle w:val="VerbatimChar"/>
-        </w:rPr>
-        <w:t xml:space="preserve">## 1 04:28:06       41 2024-08-02      74</w:t>
-      </w:r>
-      <w:r>
-        <w:br/>
-      </w:r>
-      <w:r>
-        <w:rPr>
-          <w:rStyle w:val="VerbatimChar"/>
-        </w:rPr>
-        <w:t xml:space="preserve">## 2 19:34:21       41 2024-09-02      74</w:t>
-      </w:r>
-      <w:r>
-        <w:br/>
-      </w:r>
-      <w:r>
-        <w:rPr>
-          <w:rStyle w:val="VerbatimChar"/>
-        </w:rPr>
-        <w:t xml:space="preserve">## 3 14:51:55       48 2024-09-02      74</w:t>
-      </w:r>
-      <w:r>
-        <w:br/>
-      </w:r>
-      <w:r>
-        <w:rPr>
-          <w:rStyle w:val="VerbatimChar"/>
-        </w:rPr>
-        <w:t xml:space="preserve">## 4 14:38:32       45 2024-09-22      74</w:t>
-      </w:r>
-      <w:r>
-        <w:br/>
-      </w:r>
-      <w:r>
-        <w:rPr>
-          <w:rStyle w:val="VerbatimChar"/>
-        </w:rPr>
-        <w:t xml:space="preserve">## 5 09:47:45       48 2024-09-02      74</w:t>
+        <w:t xml:space="preserve">##                  zeit pegelRoh      datum station tageszeit vorbeiflug pegel</w:t>
+      </w:r>
+      <w:r>
+        <w:br/>
+      </w:r>
+      <w:r>
+        <w:rPr>
+          <w:rStyle w:val="VerbatimChar"/>
+        </w:rPr>
+        <w:t xml:space="preserve">## 1 2025-08-07 00:10:29       39 2025-08-07     116         N          0    39</w:t>
+      </w:r>
+      <w:r>
+        <w:br/>
+      </w:r>
+      <w:r>
+        <w:rPr>
+          <w:rStyle w:val="VerbatimChar"/>
+        </w:rPr>
+        <w:t xml:space="preserve">## 2 2025-10-10 10:33:14       52 2025-10-10      74         D          0    52</w:t>
+      </w:r>
+      <w:r>
+        <w:br/>
+      </w:r>
+      <w:r>
+        <w:rPr>
+          <w:rStyle w:val="VerbatimChar"/>
+        </w:rPr>
+        <w:t xml:space="preserve">## 3 2025-08-07 08:08:38       49 2025-08-07     116         D          0    49</w:t>
+      </w:r>
+      <w:r>
+        <w:br/>
+      </w:r>
+      <w:r>
+        <w:rPr>
+          <w:rStyle w:val="VerbatimChar"/>
+        </w:rPr>
+        <w:t xml:space="preserve">## 4 2025-08-04 02:20:16       39 2025-08-04      74         N          0    39</w:t>
+      </w:r>
+      <w:r>
+        <w:br/>
+      </w:r>
+      <w:r>
+        <w:rPr>
+          <w:rStyle w:val="VerbatimChar"/>
+        </w:rPr>
+        <w:t xml:space="preserve">## 5 2024-09-09 03:03:24       31 2024-09-09     289         N          0    31</w:t>
+      </w:r>
+      <w:r>
+        <w:br/>
+      </w:r>
+      <w:r>
+        <w:rPr>
+          <w:rStyle w:val="VerbatimChar"/>
+        </w:rPr>
+        <w:t xml:space="preserve">##   vorhernachher</w:t>
+      </w:r>
+      <w:r>
+        <w:br/>
+      </w:r>
+      <w:r>
+        <w:rPr>
+          <w:rStyle w:val="VerbatimChar"/>
+        </w:rPr>
+        <w:t xml:space="preserve">## 1        vorher</w:t>
+      </w:r>
+      <w:r>
+        <w:br/>
+      </w:r>
+      <w:r>
+        <w:rPr>
+          <w:rStyle w:val="VerbatimChar"/>
+        </w:rPr>
+        <w:t xml:space="preserve">## 2       nachher</w:t>
+      </w:r>
+      <w:r>
+        <w:br/>
+      </w:r>
+      <w:r>
+        <w:rPr>
+          <w:rStyle w:val="VerbatimChar"/>
+        </w:rPr>
+        <w:t xml:space="preserve">## 3        vorher</w:t>
+      </w:r>
+      <w:r>
+        <w:br/>
+      </w:r>
+      <w:r>
+        <w:rPr>
+          <w:rStyle w:val="VerbatimChar"/>
+        </w:rPr>
+        <w:t xml:space="preserve">## 4        vorher</w:t>
+      </w:r>
+      <w:r>
+        <w:br/>
+      </w:r>
+      <w:r>
+        <w:rPr>
+          <w:rStyle w:val="VerbatimChar"/>
+        </w:rPr>
+        <w:t xml:space="preserve">## 5        vorher</w:t>
       </w:r>
     </w:p>
     <w:bookmarkEnd w:id="22"/>
-    <w:bookmarkStart w:id="26" w:name="manipulation-der-daten"/>
+    <w:bookmarkStart w:id="26" w:name="anzahl-der-akustischen-ereignisse"/>
     <w:p>
       <w:pPr>
         <w:pStyle w:val="Heading2"/>
       </w:pPr>
       <w:r>
-        <w:t xml:space="preserve">Manipulation der Daten</w:t>
+        <w:t xml:space="preserve">Anzahl der akustischen Ereignisse</w:t>
+      </w:r>
+    </w:p>
+    <w:p>
+      <w:pPr>
+        <w:pStyle w:val="FirstParagraph"/>
+      </w:pPr>
+      <w:r>
+        <w:t xml:space="preserve">Zur ersten überprüfung wird hier der Zeitverlauf der akustischen Ereignisse geplottet:</w:t>
       </w:r>
     </w:p>
     <w:p>
@@ -201,58 +678,7 @@
         <w:rPr>
           <w:rStyle w:val="VerbatimChar"/>
         </w:rPr>
-        <w:t xml:space="preserve">## [1] 345600</w:t>
-      </w:r>
-    </w:p>
-    <w:p>
-      <w:pPr>
-        <w:pStyle w:val="FirstParagraph"/>
-      </w:pPr>
-      <w:r>
-        <w:t xml:space="preserve">Jetzt beinhaltet die Tabelle</w:t>
-      </w:r>
-      <w:r>
-        <w:t xml:space="preserve"> </w:t>
-      </w:r>
-      <w:r>
-        <w:t xml:space="preserve">“messwerte”</w:t>
-      </w:r>
-      <w:r>
-        <w:t xml:space="preserve"> </w:t>
-      </w:r>
-      <w:r>
-        <w:t xml:space="preserve">einige zusätzliche Spalten zur Analyse:</w:t>
-      </w:r>
-    </w:p>
-    <w:p>
-      <w:pPr>
-        <w:pStyle w:val="SourceCode"/>
-      </w:pPr>
-      <w:r>
-        <w:rPr>
-          <w:rStyle w:val="VerbatimChar"/>
-        </w:rPr>
-        <w:t xml:space="preserve">## [1] "zeit"          "pegelRoh"      "datum"         "station"      </w:t>
-      </w:r>
-      <w:r>
-        <w:br/>
-      </w:r>
-      <w:r>
-        <w:rPr>
-          <w:rStyle w:val="VerbatimChar"/>
-        </w:rPr>
-        <w:t xml:space="preserve">## [5] "tageszeit"     "vorbeiflug"    "pegel"         "vorhernachher"</w:t>
-      </w:r>
-    </w:p>
-    <w:p>
-      <w:pPr>
-        <w:pStyle w:val="SourceCode"/>
-      </w:pPr>
-      <w:r>
-        <w:rPr>
-          <w:rStyle w:val="VerbatimChar"/>
-        </w:rPr>
-        <w:t xml:space="preserve">## `summarise()` has grouped output by "station" and "pegel". You can override</w:t>
+        <w:t xml:space="preserve">## `summarise()` has grouped output by "datum" and "station". You can override</w:t>
       </w:r>
       <w:r>
         <w:br/>
@@ -278,7 +704,7 @@
               <a:graphicData uri="http://schemas.openxmlformats.org/drawingml/2006/picture">
                 <pic:pic>
                   <pic:nvPicPr>
-                    <pic:cNvPr descr="Analyse_komm_Messstellen_Cindy_S_files/figure-docx/analyse_pegel-1.png" id="25" name="Picture"/>
+                    <pic:cNvPr descr="Analyse_komm_Messstellen_Cindy_S_files/figure-docx/plotte_Anz_akust_ereignisse-1.png" id="25" name="Picture"/>
                     <pic:cNvPicPr>
                       <a:picLocks noChangeArrowheads="1" noChangeAspect="1"/>
                     </pic:cNvPicPr>
@@ -309,6 +735,17 @@
             </a:graphic>
           </wp:inline>
         </w:drawing>
+      </w:r>
+    </w:p>
+    <w:p>
+      <w:pPr>
+        <w:pStyle w:val="SourceCode"/>
+      </w:pPr>
+      <w:r>
+        <w:rPr>
+          <w:rStyle w:val="VerbatimChar"/>
+        </w:rPr>
+        <w:t xml:space="preserve">## [1] TRUE</w:t>
       </w:r>
     </w:p>
     <w:bookmarkEnd w:id="26"/>
